--- a/lessons/6-2/downloads/6-2-notes-teacher.docx
+++ b/lessons/6-2/downloads/6-2-notes-teacher.docx
@@ -14,7 +14,7 @@
           <w:sz w:val="18"/>
           <w:szCs w:val="18"/>
         </w:rPr>
-        <w:t xml:space="preserve">UNIT 6  ·  LESSON 2      STANDARD 6.EE.2C</w:t>
+        <w:t xml:space="preserve">UNIT 6  ·  LESSON 2      STANDARD 6.AT.6C</w:t>
       </w:r>
     </w:p>
     <w:p>
@@ -2531,6 +2531,32 @@
     </w:p>
     <w:p>
       <w:pPr>
+        <w:pStyle w:val="Heading2"/>
+        <w:spacing w:after="80" w:before="180"/>
+      </w:pPr>
+      <w:r>
+        <w:rPr>
+          <w:b/>
+          <w:bCs/>
+          <w:color w:val="12355B"/>
+          <w:sz w:val="24"/>
+          <w:szCs w:val="24"/>
+        </w:rPr>
+        <w:t xml:space="preserve">Level 1 Support</w:t>
+      </w:r>
+      <w:r>
+        <w:rPr>
+          <w:i/>
+          <w:iCs/>
+          <w:color w:val="1FA6A2"/>
+          <w:sz w:val="19"/>
+          <w:szCs w:val="19"/>
+        </w:rPr>
+        <w:t xml:space="preserve">   extra scaffolding</w:t>
+      </w:r>
+    </w:p>
+    <w:p>
+      <w:pPr>
         <w:keepNext/>
         <w:spacing w:after="60" w:before="160"/>
       </w:pPr>
@@ -2791,266 +2817,6 @@
     </w:tbl>
     <w:p>
       <w:pPr>
-        <w:keepNext/>
-        <w:spacing w:after="60" w:before="160"/>
-      </w:pPr>
-      <w:r>
-        <w:rPr>
-          <w:b/>
-          <w:bCs/>
-          <w:color w:val="12355B"/>
-          <w:sz w:val="22"/>
-          <w:szCs w:val="22"/>
-        </w:rPr>
-        <w:t xml:space="preserve">3.  </w:t>
-      </w:r>
-      <w:r>
-        <w:rPr>
-          <w:b/>
-          <w:bCs/>
-          <w:sz w:val="21"/>
-          <w:szCs w:val="21"/>
-        </w:rPr>
-        <w:t xml:space="preserve">Track 1 — The beat formula is 3x + 5, where x is the number of bass drops. Evaluate 3x + 5 when x = 4.</w:t>
-      </w:r>
-    </w:p>
-    <w:p>
-      <w:pPr>
-        <w:spacing w:after="40"/>
-        <w:ind w:left="420"/>
-      </w:pPr>
-      <w:r>
-        <w:rPr>
-          <w:sz w:val="20"/>
-          <w:szCs w:val="20"/>
-        </w:rPr>
-        <w:t xml:space="preserve">A)  17</w:t>
-      </w:r>
-    </w:p>
-    <w:p>
-      <w:pPr>
-        <w:spacing w:after="40"/>
-        <w:ind w:left="420"/>
-      </w:pPr>
-      <w:r>
-        <w:rPr>
-          <w:sz w:val="20"/>
-          <w:szCs w:val="20"/>
-        </w:rPr>
-        <w:t xml:space="preserve">B)  27</w:t>
-      </w:r>
-    </w:p>
-    <w:p>
-      <w:pPr>
-        <w:spacing w:after="40"/>
-        <w:ind w:left="420"/>
-      </w:pPr>
-      <w:r>
-        <w:rPr>
-          <w:sz w:val="20"/>
-          <w:szCs w:val="20"/>
-        </w:rPr>
-        <w:t xml:space="preserve">C)  12</w:t>
-      </w:r>
-    </w:p>
-    <w:p>
-      <w:pPr>
-        <w:spacing w:after="40"/>
-        <w:ind w:left="420"/>
-      </w:pPr>
-      <w:r>
-        <w:rPr>
-          <w:sz w:val="20"/>
-          <w:szCs w:val="20"/>
-        </w:rPr>
-        <w:t xml:space="preserve">D)  21</w:t>
-      </w:r>
-    </w:p>
-    <w:p>
-      <w:pPr>
-        <w:spacing w:after="20"/>
-      </w:pPr>
-      <w:r>
-        <w:t xml:space="preserve"/>
-      </w:r>
-    </w:p>
-    <w:tbl>
-      <w:tblPr>
-        <w:tblW w:type="pct" w:w="100%"/>
-        <w:tblBorders>
-          <w:top w:val="single" w:color="C7D2DD" w:sz="6"/>
-          <w:left w:val="single" w:color="C7D2DD" w:sz="6"/>
-          <w:bottom w:val="single" w:color="C7D2DD" w:sz="6"/>
-          <w:right w:val="single" w:color="C7D2DD" w:sz="6"/>
-          <w:insideH w:val="single" w:color="auto" w:sz="4"/>
-          <w:insideV w:val="single" w:color="auto" w:sz="4"/>
-        </w:tblBorders>
-      </w:tblPr>
-      <w:tblGrid>
-        <w:gridCol w:w="100"/>
-      </w:tblGrid>
-      <w:tr>
-        <w:tc>
-          <w:tcPr>
-            <w:shd w:fill="FBF3E2" w:color="auto" w:val="clear"/>
-            <w:tcMar>
-              <w:top w:type="dxa" w:w="60"/>
-              <w:left w:type="dxa" w:w="120"/>
-              <w:bottom w:type="dxa" w:w="60"/>
-              <w:right w:type="dxa" w:w="120"/>
-            </w:tcMar>
-          </w:tcPr>
-          <w:p>
-            <w:pPr>
-              <w:spacing w:after="0" w:line="320"/>
-            </w:pPr>
-            <w:r>
-              <w:t xml:space="preserve"/>
-            </w:r>
-          </w:p>
-          <w:p>
-            <w:pPr>
-              <w:spacing w:after="0" w:line="320"/>
-            </w:pPr>
-            <w:r>
-              <w:t xml:space="preserve"/>
-            </w:r>
-          </w:p>
-        </w:tc>
-      </w:tr>
-    </w:tbl>
-    <w:p>
-      <w:pPr>
-        <w:keepNext/>
-        <w:spacing w:after="60" w:before="160"/>
-      </w:pPr>
-      <w:r>
-        <w:rPr>
-          <w:b/>
-          <w:bCs/>
-          <w:color w:val="12355B"/>
-          <w:sz w:val="22"/>
-          <w:szCs w:val="22"/>
-        </w:rPr>
-        <w:t xml:space="preserve">4.  </w:t>
-      </w:r>
-      <w:r>
-        <w:rPr>
-          <w:b/>
-          <w:bCs/>
-          <w:sz w:val="21"/>
-          <w:szCs w:val="21"/>
-        </w:rPr>
-        <w:t xml:space="preserve">Track 2 — The volume mix is 2(n + 3), where n is the number of monitors. Evaluate 2(n + 3) when n = 5.</w:t>
-      </w:r>
-    </w:p>
-    <w:p>
-      <w:pPr>
-        <w:spacing w:after="40"/>
-        <w:ind w:left="420"/>
-      </w:pPr>
-      <w:r>
-        <w:rPr>
-          <w:sz w:val="20"/>
-          <w:szCs w:val="20"/>
-        </w:rPr>
-        <w:t xml:space="preserve">A)  16</w:t>
-      </w:r>
-    </w:p>
-    <w:p>
-      <w:pPr>
-        <w:spacing w:after="40"/>
-        <w:ind w:left="420"/>
-      </w:pPr>
-      <w:r>
-        <w:rPr>
-          <w:sz w:val="20"/>
-          <w:szCs w:val="20"/>
-        </w:rPr>
-        <w:t xml:space="preserve">B)  13</w:t>
-      </w:r>
-    </w:p>
-    <w:p>
-      <w:pPr>
-        <w:spacing w:after="40"/>
-        <w:ind w:left="420"/>
-      </w:pPr>
-      <w:r>
-        <w:rPr>
-          <w:sz w:val="20"/>
-          <w:szCs w:val="20"/>
-        </w:rPr>
-        <w:t xml:space="preserve">C)  20</w:t>
-      </w:r>
-    </w:p>
-    <w:p>
-      <w:pPr>
-        <w:spacing w:after="40"/>
-        <w:ind w:left="420"/>
-      </w:pPr>
-      <w:r>
-        <w:rPr>
-          <w:sz w:val="20"/>
-          <w:szCs w:val="20"/>
-        </w:rPr>
-        <w:t xml:space="preserve">D)  26</w:t>
-      </w:r>
-    </w:p>
-    <w:p>
-      <w:pPr>
-        <w:spacing w:after="20"/>
-      </w:pPr>
-      <w:r>
-        <w:t xml:space="preserve"/>
-      </w:r>
-    </w:p>
-    <w:tbl>
-      <w:tblPr>
-        <w:tblW w:type="pct" w:w="100%"/>
-        <w:tblBorders>
-          <w:top w:val="single" w:color="C7D2DD" w:sz="6"/>
-          <w:left w:val="single" w:color="C7D2DD" w:sz="6"/>
-          <w:bottom w:val="single" w:color="C7D2DD" w:sz="6"/>
-          <w:right w:val="single" w:color="C7D2DD" w:sz="6"/>
-          <w:insideH w:val="single" w:color="auto" w:sz="4"/>
-          <w:insideV w:val="single" w:color="auto" w:sz="4"/>
-        </w:tblBorders>
-      </w:tblPr>
-      <w:tblGrid>
-        <w:gridCol w:w="100"/>
-      </w:tblGrid>
-      <w:tr>
-        <w:tc>
-          <w:tcPr>
-            <w:shd w:fill="FBF3E2" w:color="auto" w:val="clear"/>
-            <w:tcMar>
-              <w:top w:type="dxa" w:w="60"/>
-              <w:left w:type="dxa" w:w="120"/>
-              <w:bottom w:type="dxa" w:w="60"/>
-              <w:right w:type="dxa" w:w="120"/>
-            </w:tcMar>
-          </w:tcPr>
-          <w:p>
-            <w:pPr>
-              <w:spacing w:after="0" w:line="320"/>
-            </w:pPr>
-            <w:r>
-              <w:t xml:space="preserve"/>
-            </w:r>
-          </w:p>
-          <w:p>
-            <w:pPr>
-              <w:spacing w:after="0" w:line="320"/>
-            </w:pPr>
-            <w:r>
-              <w:t xml:space="preserve"/>
-            </w:r>
-          </w:p>
-        </w:tc>
-      </w:tr>
-    </w:tbl>
-    <w:p>
-      <w:pPr>
         <w:pStyle w:val="Heading1"/>
         <w:pageBreakBefore/>
         <w:pBdr>
@@ -3129,7 +2895,7 @@
           <w:sz w:val="21"/>
           <w:szCs w:val="21"/>
         </w:rPr>
-        <w:t xml:space="preserve">B)  32</w:t>
+        <w:t xml:space="preserve">B)  34</w:t>
       </w:r>
     </w:p>
     <w:p>
@@ -3142,7 +2908,7 @@
           <w:sz w:val="21"/>
           <w:szCs w:val="21"/>
         </w:rPr>
-        <w:t xml:space="preserve">C)  17</w:t>
+        <w:t xml:space="preserve">C)  20</w:t>
       </w:r>
     </w:p>
     <w:p>
@@ -3155,7 +2921,7 @@
           <w:sz w:val="21"/>
           <w:szCs w:val="21"/>
         </w:rPr>
-        <w:t xml:space="preserve">D)  36</w:t>
+        <w:t xml:space="preserve">D)  18</w:t>
       </w:r>
     </w:p>
     <w:p>
@@ -3419,23 +3185,17 @@
     </w:p>
     <w:p>
       <w:pPr>
-        <w:spacing w:after="80"/>
-      </w:pPr>
-      <w:r>
-        <w:rPr>
-          <w:b/>
-          <w:bCs/>
-          <w:sz w:val="21"/>
-          <w:szCs w:val="21"/>
-        </w:rPr>
-        <w:t xml:space="preserve">1.  </w:t>
-      </w:r>
-      <w:r>
-        <w:rPr>
-          <w:sz w:val="21"/>
-          <w:szCs w:val="21"/>
-        </w:rPr>
-        <w:t xml:space="preserve">A)  2n − 5</w:t>
+        <w:spacing w:after="100"/>
+      </w:pPr>
+      <w:r>
+        <w:rPr>
+          <w:b/>
+          <w:bCs/>
+          <w:color w:val="B97A12"/>
+          <w:sz w:val="20"/>
+          <w:szCs w:val="20"/>
+        </w:rPr>
+        <w:t xml:space="preserve">Watch for this mistake:  </w:t>
       </w:r>
       <w:r>
         <w:rPr>
@@ -3445,7 +3205,23 @@
           <w:sz w:val="19"/>
           <w:szCs w:val="19"/>
         </w:rPr>
-        <w:t xml:space="preserve">  — Twice n is 2n. Five less than that is 2n − 5.</w:t>
+        <w:t xml:space="preserve">A common mistake in Evaluate Expressions is treating a coefficient like an addend instead of a factor — for example, evaluating 3x + 7 when x = 4 as 3 + 4 + 7 = 14 instead of the correct 3(4) + 7 = 12 + 7 = 19. A number written right next to a variable always means multiply, never add. Before you submit, ask: "Did I multiply the coefficient by the value I substituted, or did I accidentally add it?"</w:t>
+      </w:r>
+    </w:p>
+    <w:p>
+      <w:pPr>
+        <w:pStyle w:val="Heading2"/>
+        <w:spacing w:after="80" w:before="180"/>
+      </w:pPr>
+      <w:r>
+        <w:rPr>
+          <w:b/>
+          <w:bCs/>
+          <w:color w:val="12355B"/>
+          <w:sz w:val="24"/>
+          <w:szCs w:val="24"/>
+        </w:rPr>
+        <w:t xml:space="preserve">Level 1 Support</w:t>
       </w:r>
     </w:p>
     <w:p>
@@ -3459,14 +3235,14 @@
           <w:sz w:val="21"/>
           <w:szCs w:val="21"/>
         </w:rPr>
-        <w:t xml:space="preserve">2.  </w:t>
-      </w:r>
-      <w:r>
-        <w:rPr>
-          <w:sz w:val="21"/>
-          <w:szCs w:val="21"/>
-        </w:rPr>
-        <w:t xml:space="preserve">A)  21</w:t>
+        <w:t xml:space="preserve">1.  </w:t>
+      </w:r>
+      <w:r>
+        <w:rPr>
+          <w:sz w:val="21"/>
+          <w:szCs w:val="21"/>
+        </w:rPr>
+        <w:t xml:space="preserve">A)  2n − 5</w:t>
       </w:r>
       <w:r>
         <w:rPr>
@@ -3476,7 +3252,7 @@
           <w:sz w:val="19"/>
           <w:szCs w:val="19"/>
         </w:rPr>
-        <w:t xml:space="preserve">  — 4(5) + 1 = 20 + 1 = 21.</w:t>
+        <w:t xml:space="preserve">  — Twice n is 2n. Five less than that is 2n − 5.</w:t>
       </w:r>
     </w:p>
     <w:p>
@@ -3490,14 +3266,14 @@
           <w:sz w:val="21"/>
           <w:szCs w:val="21"/>
         </w:rPr>
-        <w:t xml:space="preserve">3.  </w:t>
-      </w:r>
-      <w:r>
-        <w:rPr>
-          <w:sz w:val="21"/>
-          <w:szCs w:val="21"/>
-        </w:rPr>
-        <w:t xml:space="preserve">A)  17</w:t>
+        <w:t xml:space="preserve">2.  </w:t>
+      </w:r>
+      <w:r>
+        <w:rPr>
+          <w:sz w:val="21"/>
+          <w:szCs w:val="21"/>
+        </w:rPr>
+        <w:t xml:space="preserve">A)  21</w:t>
       </w:r>
       <w:r>
         <w:rPr>
@@ -3507,7 +3283,23 @@
           <w:sz w:val="19"/>
           <w:szCs w:val="19"/>
         </w:rPr>
-        <w:t xml:space="preserve">  — Substitute x = 4: 3(4) + 5. Multiply first: 3 × 4 = 12. Then add: 12 + 5 = 17.</w:t>
+        <w:t xml:space="preserve">  — 4(5) + 1 = 20 + 1 = 21.</w:t>
+      </w:r>
+    </w:p>
+    <w:p>
+      <w:pPr>
+        <w:pStyle w:val="Heading2"/>
+        <w:spacing w:after="80" w:before="180"/>
+      </w:pPr>
+      <w:r>
+        <w:rPr>
+          <w:b/>
+          <w:bCs/>
+          <w:color w:val="12355B"/>
+          <w:sz w:val="24"/>
+          <w:szCs w:val="24"/>
+        </w:rPr>
+        <w:t xml:space="preserve">Exit Ticket</w:t>
       </w:r>
     </w:p>
     <w:p>
@@ -3516,19 +3308,10 @@
       </w:pPr>
       <w:r>
         <w:rPr>
-          <w:b/>
-          <w:bCs/>
-          <w:sz w:val="21"/>
-          <w:szCs w:val="21"/>
-        </w:rPr>
-        <w:t xml:space="preserve">4.  </w:t>
-      </w:r>
-      <w:r>
-        <w:rPr>
-          <w:sz w:val="21"/>
-          <w:szCs w:val="21"/>
-        </w:rPr>
-        <w:t xml:space="preserve">A)  16</w:t>
+          <w:sz w:val="21"/>
+          <w:szCs w:val="21"/>
+        </w:rPr>
+        <w:t xml:space="preserve">A)  22</w:t>
       </w:r>
       <w:r>
         <w:rPr>
@@ -3538,45 +3321,7 @@
           <w:sz w:val="19"/>
           <w:szCs w:val="19"/>
         </w:rPr>
-        <w:t xml:space="preserve">  — Substitute n = 5: 2(5 + 3). Do the parentheses first: 5 + 3 = 8. Then multiply: 2 × 8 = 16.</w:t>
-      </w:r>
-    </w:p>
-    <w:p>
-      <w:pPr>
-        <w:pStyle w:val="Heading2"/>
-        <w:spacing w:after="80" w:before="180"/>
-      </w:pPr>
-      <w:r>
-        <w:rPr>
-          <w:b/>
-          <w:bCs/>
-          <w:color w:val="12355B"/>
-          <w:sz w:val="24"/>
-          <w:szCs w:val="24"/>
-        </w:rPr>
-        <w:t xml:space="preserve">Exit Ticket</w:t>
-      </w:r>
-    </w:p>
-    <w:p>
-      <w:pPr>
-        <w:spacing w:after="80"/>
-      </w:pPr>
-      <w:r>
-        <w:rPr>
-          <w:sz w:val="21"/>
-          <w:szCs w:val="21"/>
-        </w:rPr>
-        <w:t xml:space="preserve">A)  22</w:t>
-      </w:r>
-      <w:r>
-        <w:rPr>
-          <w:i/>
-          <w:iCs/>
-          <w:color w:val="5F6F80"/>
-          <w:sz w:val="19"/>
-          <w:szCs w:val="19"/>
-        </w:rPr>
-        <w:t xml:space="preserve">  — 5(7 − 3) + 2 = 5(4) + 2 = 20 + 2 = 22.</w:t>
+        <w:t xml:space="preserve">  — Do the parentheses first: 7 − 3 = 4. Then multiply: 5 × 4 = 20. Then add: 20 + 2 = 22. (If you got 34, you multiplied 5 × 7 first and ignored the parentheses instead of subtracting 3 before multiplying. If you got 20, you found 5(7 − 3) correctly but forgot to add the 2 at the end. If you got 18, you subtracted 2 instead of adding it.)</w:t>
       </w:r>
     </w:p>
     <w:sectPr>

--- a/lessons/6-2/downloads/6-2-notes-teacher.docx
+++ b/lessons/6-2/downloads/6-2-notes-teacher.docx
@@ -1423,7 +1423,22 @@
           <w:sz w:val="30"/>
           <w:szCs w:val="30"/>
         </w:rPr>
-        <w:t xml:space="preserve">Worked Example</w:t>
+        <w:t xml:space="preserve">Write About the Math</w:t>
+      </w:r>
+    </w:p>
+    <w:p>
+      <w:pPr>
+        <w:spacing w:after="100"/>
+      </w:pPr>
+      <w:r>
+        <w:rPr>
+          <w:i/>
+          <w:iCs/>
+          <w:color w:val="5F6F80"/>
+          <w:sz w:val="19"/>
+          <w:szCs w:val="19"/>
+        </w:rPr>
+        <w:t xml:space="preserve">Use the support level you need. Every level answers the same math question.</w:t>
       </w:r>
     </w:p>
     <w:p>
@@ -1439,17 +1454,17 @@
           <w:sz w:val="24"/>
           <w:szCs w:val="24"/>
         </w:rPr>
-        <w:t xml:space="preserve">Watch &amp; Read</w:t>
+        <w:t xml:space="preserve">1. Understand the Question</w:t>
       </w:r>
       <w:r>
         <w:rPr>
           <w:i/>
           <w:iCs/>
-          <w:color w:val="1FA6A2"/>
+          <w:color w:val="B97A12"/>
           <w:sz w:val="19"/>
           <w:szCs w:val="19"/>
         </w:rPr>
-        <w:t xml:space="preserve">   I Do — follow along with your teacher</w:t>
+        <w:t xml:space="preserve">   explain</w:t>
       </w:r>
     </w:p>
     <w:tbl>
@@ -1484,25 +1499,44 @@
             </w:pPr>
             <w:r>
               <w:rPr>
+                <w:color w:val="1A2733"/>
+                <w:sz w:val="21"/>
+                <w:szCs w:val="21"/>
+              </w:rPr>
+              <w:t xml:space="preserve">When you evaluate an expression like 4x² + 3, what order do you follow, and why must you square before you multiply?</w:t>
+            </w:r>
+          </w:p>
+          <w:p>
+            <w:pPr>
+              <w:spacing w:after="0"/>
+            </w:pPr>
+            <w:r>
+              <w:rPr>
                 <w:b/>
                 <w:bCs/>
                 <w:color w:val="12355B"/>
-                <w:sz w:val="22"/>
-                <w:szCs w:val="22"/>
-              </w:rPr>
-              <w:t xml:space="preserve">Mix the Track</w:t>
-            </w:r>
-          </w:p>
-          <w:p>
-            <w:pPr>
-              <w:spacing w:after="0"/>
-            </w:pPr>
-            <w:r>
-              <w:rPr>
-                <w:sz w:val="21"/>
-                <w:szCs w:val="21"/>
-              </w:rPr>
-              <w:t xml:space="preserve">You're a music producer setting up a concert. The total cost of the event is given by the expression 150 + 12s, where s is the number of speakers rented. The venue charges $150 as a base fee, plus $12 for each speaker. How much will it cost for different numbers of speakers?</w:t>
+                <w:sz w:val="20"/>
+                <w:szCs w:val="20"/>
+              </w:rPr>
+              <w:t xml:space="preserve">Your job:  </w:t>
+            </w:r>
+            <w:r>
+              <w:rPr>
+                <w:sz w:val="20"/>
+                <w:szCs w:val="20"/>
+              </w:rPr>
+              <w:t xml:space="preserve">Answer the question. Use math evidence. Explain how the evidence proves your answer.</w:t>
+            </w:r>
+            <w:r>
+              <w:rPr>
+                <w:i/>
+                <w:iCs/>
+                <w:color w:val="5F6F80"/>
+                <w:sz w:val="18"/>
+                <w:szCs w:val="18"/>
+              </w:rPr>
+              <w:br/>
+              <w:t xml:space="preserve">Responde la pregunta. Usa evidencia matemática. Explica cómo la evidencia demuestra tu respuesta.</w:t>
             </w:r>
           </w:p>
         </w:tc>
@@ -1510,94 +1544,6 @@
     </w:tbl>
     <w:p>
       <w:pPr>
-        <w:spacing w:after="80"/>
-      </w:pPr>
-      <w:r>
-        <w:t xml:space="preserve"/>
-      </w:r>
-    </w:p>
-    <w:p>
-      <w:pPr>
-        <w:spacing w:after="50" w:before="60"/>
-      </w:pPr>
-      <w:r>
-        <w:rPr>
-          <w:b/>
-          <w:bCs/>
-          <w:color w:val="12355B"/>
-          <w:sz w:val="21"/>
-          <w:szCs w:val="21"/>
-        </w:rPr>
-        <w:t xml:space="preserve">Think about:</w:t>
-      </w:r>
-    </w:p>
-    <w:p>
-      <w:pPr>
-        <w:spacing w:after="40"/>
-        <w:ind w:left="300"/>
-      </w:pPr>
-      <w:r>
-        <w:rPr>
-          <w:sz w:val="20"/>
-          <w:szCs w:val="20"/>
-        </w:rPr>
-        <w:t xml:space="preserve">•  What does the 150 represent in the expression?</w:t>
-      </w:r>
-    </w:p>
-    <w:p>
-      <w:pPr>
-        <w:spacing w:after="40"/>
-        <w:ind w:left="300"/>
-      </w:pPr>
-      <w:r>
-        <w:rPr>
-          <w:sz w:val="20"/>
-          <w:szCs w:val="20"/>
-        </w:rPr>
-        <w:t xml:space="preserve">•  What does the 12s represent?</w:t>
-      </w:r>
-    </w:p>
-    <w:p>
-      <w:pPr>
-        <w:spacing w:after="40"/>
-        <w:ind w:left="300"/>
-      </w:pPr>
-      <w:r>
-        <w:rPr>
-          <w:sz w:val="20"/>
-          <w:szCs w:val="20"/>
-        </w:rPr>
-        <w:t xml:space="preserve">•  What happens to the total cost as s gets bigger?</w:t>
-      </w:r>
-    </w:p>
-    <w:p>
-      <w:pPr>
-        <w:spacing w:after="40"/>
-        <w:ind w:left="300"/>
-      </w:pPr>
-      <w:r>
-        <w:rPr>
-          <w:sz w:val="20"/>
-          <w:szCs w:val="20"/>
-        </w:rPr>
-        <w:t xml:space="preserve">•  What if speakers cost $15 each instead?</w:t>
-      </w:r>
-    </w:p>
-    <w:p>
-      <w:pPr>
-        <w:spacing w:after="40"/>
-        <w:ind w:left="300"/>
-      </w:pPr>
-      <w:r>
-        <w:rPr>
-          <w:sz w:val="20"/>
-          <w:szCs w:val="20"/>
-        </w:rPr>
-        <w:t xml:space="preserve">•  How many speakers can we afford with a $300 budget?</w:t>
-      </w:r>
-    </w:p>
-    <w:p>
-      <w:pPr>
         <w:pStyle w:val="Heading2"/>
         <w:spacing w:after="80" w:before="180"/>
       </w:pPr>
@@ -1609,7 +1555,7 @@
           <w:sz w:val="24"/>
           <w:szCs w:val="24"/>
         </w:rPr>
-        <w:t xml:space="preserve">Solved Example</w:t>
+        <w:t xml:space="preserve">2. Plan Your Math Words</w:t>
       </w:r>
       <w:r>
         <w:rPr>
@@ -1619,150 +1565,299 @@
           <w:sz w:val="19"/>
           <w:szCs w:val="19"/>
         </w:rPr>
-        <w:t xml:space="preserve">   I Do — watch each step</w:t>
-      </w:r>
-    </w:p>
-    <w:p>
-      <w:pPr>
-        <w:keepNext/>
-        <w:spacing w:after="40"/>
-      </w:pPr>
-      <w:r>
-        <w:rPr>
-          <w:b/>
-          <w:bCs/>
-          <w:color w:val="12355B"/>
-          <w:sz w:val="21"/>
-          <w:szCs w:val="21"/>
-        </w:rPr>
-        <w:t xml:space="preserve">Problem:  </w:t>
-      </w:r>
-      <w:r>
-        <w:rPr>
-          <w:sz w:val="21"/>
-          <w:szCs w:val="21"/>
-        </w:rPr>
-        <w:t xml:space="preserve">Evaluate 3x + 7 when x = 4.</w:t>
-      </w:r>
-    </w:p>
-    <w:p>
-      <w:pPr>
-        <w:spacing w:after="30"/>
-        <w:ind w:left="420"/>
-      </w:pPr>
-      <w:r>
-        <w:rPr>
+        <w:t xml:space="preserve">   check at least two</w:t>
+      </w:r>
+    </w:p>
+    <w:p>
+      <w:pPr>
+        <w:spacing w:after="60"/>
+      </w:pPr>
+      <w:r>
+        <w:rPr>
+          <w:b/>
+          <w:bCs/>
+          <w:color w:val="1FA6A2"/>
+          <w:sz w:val="22"/>
+          <w:szCs w:val="22"/>
+        </w:rPr>
+        <w:t xml:space="preserve">☐  </w:t>
+      </w:r>
+      <w:r>
+        <w:rPr>
+          <w:b/>
+          <w:bCs/>
+          <w:color w:val="12355B"/>
           <w:sz w:val="20"/>
           <w:szCs w:val="20"/>
         </w:rPr>
-        <w:t xml:space="preserve">A)  19</w:t>
-      </w:r>
-    </w:p>
-    <w:p>
-      <w:pPr>
-        <w:spacing w:after="30"/>
-        <w:ind w:left="420"/>
-      </w:pPr>
+        <w:t xml:space="preserve">Variable — </w:t>
+      </w:r>
       <w:r>
         <w:rPr>
           <w:sz w:val="20"/>
           <w:szCs w:val="20"/>
         </w:rPr>
-        <w:t xml:space="preserve">B)  34</w:t>
-      </w:r>
-    </w:p>
-    <w:p>
-      <w:pPr>
-        <w:spacing w:after="30"/>
-        <w:ind w:left="420"/>
-      </w:pPr>
-      <w:r>
-        <w:rPr>
+        <w:t xml:space="preserve">A letter that stands for an unknown number.</w:t>
+      </w:r>
+      <w:r>
+        <w:rPr>
+          <w:i/>
+          <w:iCs/>
+          <w:color w:val="5F6F80"/>
+          <w:sz w:val="18"/>
+          <w:szCs w:val="18"/>
+        </w:rPr>
+        <w:br/>
+        <w:t xml:space="preserve">Variable — Una letra que representa un número desconocido.</w:t>
+      </w:r>
+    </w:p>
+    <w:p>
+      <w:pPr>
+        <w:spacing w:after="60"/>
+      </w:pPr>
+      <w:r>
+        <w:rPr>
+          <w:b/>
+          <w:bCs/>
+          <w:color w:val="1FA6A2"/>
+          <w:sz w:val="22"/>
+          <w:szCs w:val="22"/>
+        </w:rPr>
+        <w:t xml:space="preserve">☐  </w:t>
+      </w:r>
+      <w:r>
+        <w:rPr>
+          <w:b/>
+          <w:bCs/>
+          <w:color w:val="12355B"/>
           <w:sz w:val="20"/>
           <w:szCs w:val="20"/>
         </w:rPr>
-        <w:t xml:space="preserve">C)  12</w:t>
-      </w:r>
-    </w:p>
-    <w:p>
-      <w:pPr>
-        <w:spacing w:after="30"/>
-        <w:ind w:left="420"/>
-      </w:pPr>
+        <w:t xml:space="preserve">Expression — </w:t>
+      </w:r>
       <w:r>
         <w:rPr>
           <w:sz w:val="20"/>
           <w:szCs w:val="20"/>
         </w:rPr>
-        <w:t xml:space="preserve">D)  14</w:t>
-      </w:r>
-    </w:p>
-    <w:p>
-      <w:pPr>
-        <w:spacing w:after="20" w:before="50"/>
+        <w:t xml:space="preserve">A math phrase with numbers and letters, but no equal sign.</w:t>
+      </w:r>
+      <w:r>
+        <w:rPr>
+          <w:i/>
+          <w:iCs/>
+          <w:color w:val="5F6F80"/>
+          <w:sz w:val="18"/>
+          <w:szCs w:val="18"/>
+        </w:rPr>
+        <w:br/>
+        <w:t xml:space="preserve">Expresión — Una frase matemática con números y letras, pero sin signo igual.</w:t>
+      </w:r>
+    </w:p>
+    <w:p>
+      <w:pPr>
+        <w:spacing w:after="60"/>
       </w:pPr>
       <w:r>
         <w:rPr>
           <w:b/>
           <w:bCs/>
           <w:color w:val="1FA6A2"/>
-          <w:sz w:val="21"/>
-          <w:szCs w:val="21"/>
-        </w:rPr>
-        <w:t xml:space="preserve">Step 1:  </w:t>
-      </w:r>
-      <w:r>
-        <w:rPr>
-          <w:sz w:val="21"/>
-          <w:szCs w:val="21"/>
-        </w:rPr>
-        <w:t xml:space="preserve">3(4) + 7 = 12 + 7 = 19.</w:t>
-      </w:r>
-    </w:p>
-    <w:p>
-      <w:pPr>
-        <w:spacing w:after="40" w:before="60"/>
-      </w:pPr>
-      <w:r>
-        <w:rPr>
-          <w:b/>
-          <w:bCs/>
-          <w:color w:val="12355B"/>
-          <w:sz w:val="21"/>
-          <w:szCs w:val="21"/>
-        </w:rPr>
-        <w:t xml:space="preserve">Answer:  </w:t>
-      </w:r>
-      <w:r>
-        <w:rPr>
-          <w:b/>
-          <w:bCs/>
-          <w:sz w:val="21"/>
-          <w:szCs w:val="21"/>
-        </w:rPr>
-        <w:t xml:space="preserve">A. 19</w:t>
-      </w:r>
-    </w:p>
-    <w:p>
-      <w:pPr>
-        <w:pStyle w:val="Heading1"/>
-        <w:pageBreakBefore/>
-        <w:pBdr>
-          <w:bottom w:val="single" w:color="1FA6A2" w:sz="14" w:space="6"/>
-        </w:pBdr>
-        <w:spacing w:after="140" w:before="0"/>
-      </w:pPr>
-      <w:r>
-        <w:rPr>
-          <w:b/>
-          <w:bCs/>
-          <w:color w:val="12355B"/>
-          <w:sz w:val="30"/>
-          <w:szCs w:val="30"/>
-        </w:rPr>
-        <w:t xml:space="preserve">Guided Practice</w:t>
-      </w:r>
-    </w:p>
+          <w:sz w:val="22"/>
+          <w:szCs w:val="22"/>
+        </w:rPr>
+        <w:t xml:space="preserve">☐  </w:t>
+      </w:r>
+      <w:r>
+        <w:rPr>
+          <w:b/>
+          <w:bCs/>
+          <w:color w:val="12355B"/>
+          <w:sz w:val="20"/>
+          <w:szCs w:val="20"/>
+        </w:rPr>
+        <w:t xml:space="preserve">Evaluate — </w:t>
+      </w:r>
+      <w:r>
+        <w:rPr>
+          <w:sz w:val="20"/>
+          <w:szCs w:val="20"/>
+        </w:rPr>
+        <w:t xml:space="preserve">To find the value by putting numbers in for the letters.</w:t>
+      </w:r>
+      <w:r>
+        <w:rPr>
+          <w:i/>
+          <w:iCs/>
+          <w:color w:val="5F6F80"/>
+          <w:sz w:val="18"/>
+          <w:szCs w:val="18"/>
+        </w:rPr>
+        <w:br/>
+        <w:t xml:space="preserve">Evaluar — Encontrar el valor poniendo números en lugar de las letras.</w:t>
+      </w:r>
+    </w:p>
+    <w:p>
+      <w:pPr>
+        <w:spacing w:after="60"/>
+      </w:pPr>
+      <w:r>
+        <w:rPr>
+          <w:b/>
+          <w:bCs/>
+          <w:color w:val="1FA6A2"/>
+          <w:sz w:val="22"/>
+          <w:szCs w:val="22"/>
+        </w:rPr>
+        <w:t xml:space="preserve">☐  </w:t>
+      </w:r>
+      <w:r>
+        <w:rPr>
+          <w:b/>
+          <w:bCs/>
+          <w:color w:val="12355B"/>
+          <w:sz w:val="20"/>
+          <w:szCs w:val="20"/>
+        </w:rPr>
+        <w:t xml:space="preserve">Substitute — </w:t>
+      </w:r>
+      <w:r>
+        <w:rPr>
+          <w:sz w:val="20"/>
+          <w:szCs w:val="20"/>
+        </w:rPr>
+        <w:t xml:space="preserve">To put a number in place of a letter.</w:t>
+      </w:r>
+      <w:r>
+        <w:rPr>
+          <w:i/>
+          <w:iCs/>
+          <w:color w:val="5F6F80"/>
+          <w:sz w:val="18"/>
+          <w:szCs w:val="18"/>
+        </w:rPr>
+        <w:br/>
+        <w:t xml:space="preserve">Sustituir — Poner un número en lugar de una letra.</w:t>
+      </w:r>
+    </w:p>
+    <w:p>
+      <w:pPr>
+        <w:spacing w:after="60"/>
+      </w:pPr>
+      <w:r>
+        <w:rPr>
+          <w:b/>
+          <w:bCs/>
+          <w:color w:val="1FA6A2"/>
+          <w:sz w:val="22"/>
+          <w:szCs w:val="22"/>
+        </w:rPr>
+        <w:t xml:space="preserve">☐  </w:t>
+      </w:r>
+      <w:r>
+        <w:rPr>
+          <w:b/>
+          <w:bCs/>
+          <w:color w:val="12355B"/>
+          <w:sz w:val="20"/>
+          <w:szCs w:val="20"/>
+        </w:rPr>
+        <w:t xml:space="preserve">Coefficient — </w:t>
+      </w:r>
+      <w:r>
+        <w:rPr>
+          <w:sz w:val="20"/>
+          <w:szCs w:val="20"/>
+        </w:rPr>
+        <w:t xml:space="preserve">The number in front of a letter, like the 3 in 3x.</w:t>
+      </w:r>
+      <w:r>
+        <w:rPr>
+          <w:i/>
+          <w:iCs/>
+          <w:color w:val="5F6F80"/>
+          <w:sz w:val="18"/>
+          <w:szCs w:val="18"/>
+        </w:rPr>
+        <w:br/>
+        <w:t xml:space="preserve">Coeficiente — El número frente a una letra, como el 3 en 3x.</w:t>
+      </w:r>
+    </w:p>
+    <w:tbl>
+      <w:tblPr>
+        <w:tblW w:type="pct" w:w="100%"/>
+        <w:tblBorders>
+          <w:top w:val="single" w:color="1FA6A2" w:sz="8"/>
+          <w:left w:val="single" w:color="1FA6A2" w:sz="8"/>
+          <w:bottom w:val="single" w:color="1FA6A2" w:sz="8"/>
+          <w:right w:val="single" w:color="1FA6A2" w:sz="8"/>
+          <w:insideH w:val="single" w:color="auto" w:sz="4"/>
+          <w:insideV w:val="single" w:color="auto" w:sz="4"/>
+        </w:tblBorders>
+      </w:tblPr>
+      <w:tblGrid>
+        <w:gridCol w:w="100"/>
+      </w:tblGrid>
+      <w:tr>
+        <w:tc>
+          <w:tcPr>
+            <w:shd w:fill="F7FFFD" w:color="auto" w:val="clear"/>
+            <w:tcMar>
+              <w:top w:type="dxa" w:w="120"/>
+              <w:left w:type="dxa" w:w="180"/>
+              <w:bottom w:type="dxa" w:w="120"/>
+              <w:right w:type="dxa" w:w="180"/>
+            </w:tcMar>
+          </w:tcPr>
+          <w:p>
+            <w:pPr>
+              <w:spacing w:after="50"/>
+            </w:pPr>
+            <w:r>
+              <w:rPr>
+                <w:b/>
+                <w:bCs/>
+                <w:color w:val="1FA6A2"/>
+                <w:sz w:val="20"/>
+                <w:szCs w:val="20"/>
+              </w:rPr>
+              <w:t xml:space="preserve">Say it first:  </w:t>
+            </w:r>
+            <w:r>
+              <w:rPr>
+                <w:sz w:val="20"/>
+                <w:szCs w:val="20"/>
+              </w:rPr>
+              <w:t xml:space="preserve">Say your idea to a partner or quietly to yourself before you write.</w:t>
+            </w:r>
+          </w:p>
+          <w:p>
+            <w:pPr>
+              <w:spacing w:after="60"/>
+            </w:pPr>
+            <w:r>
+              <w:rPr>
+                <w:color w:val="1A2733"/>
+                <w:sz w:val="21"/>
+                <w:szCs w:val="21"/>
+              </w:rPr>
+              <w:t xml:space="preserve">First I substitute, then I do ___ because of the order of operations.</w:t>
+            </w:r>
+            <w:r>
+              <w:rPr>
+                <w:i/>
+                <w:iCs/>
+                <w:color w:val="5F6F80"/>
+                <w:sz w:val="19"/>
+                <w:szCs w:val="19"/>
+              </w:rPr>
+              <w:br/>
+              <w:t xml:space="preserve">Primero sustituyo, luego hago ___ por el orden de las operaciones.</w:t>
+            </w:r>
+          </w:p>
+        </w:tc>
+      </w:tr>
+    </w:tbl>
     <w:p>
       <w:pPr>
         <w:pStyle w:val="Heading2"/>
@@ -1776,181 +1871,17 @@
           <w:sz w:val="24"/>
           <w:szCs w:val="24"/>
         </w:rPr>
-        <w:t xml:space="preserve">Solve Together</w:t>
+        <w:t xml:space="preserve">3. Build Your Explanation</w:t>
       </w:r>
       <w:r>
         <w:rPr>
           <w:i/>
           <w:iCs/>
-          <w:color w:val="6B4FA0"/>
+          <w:color w:val="B97A12"/>
           <w:sz w:val="19"/>
           <w:szCs w:val="19"/>
         </w:rPr>
-        <w:t xml:space="preserve">   We Do — work with your class</w:t>
-      </w:r>
-    </w:p>
-    <w:p>
-      <w:pPr>
-        <w:keepNext/>
-        <w:spacing w:after="40" w:before="40"/>
-      </w:pPr>
-      <w:r>
-        <w:rPr>
-          <w:b/>
-          <w:bCs/>
-          <w:color w:val="12355B"/>
-          <w:sz w:val="21"/>
-          <w:szCs w:val="21"/>
-        </w:rPr>
-        <w:t xml:space="preserve">Problem:  </w:t>
-      </w:r>
-      <w:r>
-        <w:rPr>
-          <w:sz w:val="21"/>
-          <w:szCs w:val="21"/>
-        </w:rPr>
-        <w:t xml:space="preserve">Evaluate 20 − 2n when n = 6.</w:t>
-      </w:r>
-    </w:p>
-    <w:p>
-      <w:pPr>
-        <w:spacing w:after="30"/>
-        <w:ind w:left="420"/>
-      </w:pPr>
-      <w:r>
-        <w:rPr>
-          <w:sz w:val="20"/>
-          <w:szCs w:val="20"/>
-        </w:rPr>
-        <w:t xml:space="preserve">A)  8</w:t>
-      </w:r>
-    </w:p>
-    <w:p>
-      <w:pPr>
-        <w:spacing w:after="30"/>
-        <w:ind w:left="420"/>
-      </w:pPr>
-      <w:r>
-        <w:rPr>
-          <w:sz w:val="20"/>
-          <w:szCs w:val="20"/>
-        </w:rPr>
-        <w:t xml:space="preserve">B)  14</w:t>
-      </w:r>
-    </w:p>
-    <w:p>
-      <w:pPr>
-        <w:spacing w:after="30"/>
-        <w:ind w:left="420"/>
-      </w:pPr>
-      <w:r>
-        <w:rPr>
-          <w:sz w:val="20"/>
-          <w:szCs w:val="20"/>
-        </w:rPr>
-        <w:t xml:space="preserve">C)  32</w:t>
-      </w:r>
-    </w:p>
-    <w:p>
-      <w:pPr>
-        <w:spacing w:after="30"/>
-        <w:ind w:left="420"/>
-      </w:pPr>
-      <w:r>
-        <w:rPr>
-          <w:sz w:val="20"/>
-          <w:szCs w:val="20"/>
-        </w:rPr>
-        <w:t xml:space="preserve">D)  12</w:t>
-      </w:r>
-    </w:p>
-    <w:p>
-      <w:pPr>
-        <w:keepNext/>
-        <w:spacing w:after="0" w:before="50"/>
-      </w:pPr>
-      <w:r>
-        <w:rPr>
-          <w:b/>
-          <w:bCs/>
-          <w:color w:val="6B4FA0"/>
-          <w:sz w:val="21"/>
-          <w:szCs w:val="21"/>
-        </w:rPr>
-        <w:t xml:space="preserve">Step 1:</w:t>
-      </w:r>
-    </w:p>
-    <w:p>
-      <w:pPr>
-        <w:pBdr>
-          <w:bottom w:val="single" w:color="AFBECC" w:sz="6"/>
-        </w:pBdr>
-        <w:spacing w:after="30" w:before="150"/>
-      </w:pPr>
-      <w:r>
-        <w:t xml:space="preserve"/>
-      </w:r>
-    </w:p>
-    <w:p>
-      <w:pPr>
-        <w:keepNext/>
-        <w:spacing w:after="0" w:before="50"/>
-      </w:pPr>
-      <w:r>
-        <w:rPr>
-          <w:b/>
-          <w:bCs/>
-          <w:color w:val="6B4FA0"/>
-          <w:sz w:val="21"/>
-          <w:szCs w:val="21"/>
-        </w:rPr>
-        <w:t xml:space="preserve">Step 2:</w:t>
-      </w:r>
-    </w:p>
-    <w:p>
-      <w:pPr>
-        <w:pBdr>
-          <w:bottom w:val="single" w:color="AFBECC" w:sz="6"/>
-        </w:pBdr>
-        <w:spacing w:after="30" w:before="150"/>
-      </w:pPr>
-      <w:r>
-        <w:t xml:space="preserve"/>
-      </w:r>
-    </w:p>
-    <w:p>
-      <w:pPr>
-        <w:keepNext/>
-        <w:spacing w:after="0" w:before="60"/>
-      </w:pPr>
-      <w:r>
-        <w:rPr>
-          <w:b/>
-          <w:bCs/>
-          <w:color w:val="12355B"/>
-          <w:sz w:val="21"/>
-          <w:szCs w:val="21"/>
-        </w:rPr>
-        <w:t xml:space="preserve">Answer:</w:t>
-      </w:r>
-    </w:p>
-    <w:p>
-      <w:pPr>
-        <w:pBdr>
-          <w:bottom w:val="single" w:color="AFBECC" w:sz="6"/>
-        </w:pBdr>
-        <w:spacing w:after="30" w:before="150"/>
-      </w:pPr>
-      <w:r>
-        <w:t xml:space="preserve"/>
-      </w:r>
-    </w:p>
-    <w:p>
-      <w:pPr>
-        <w:spacing w:after="80"/>
-      </w:pPr>
-      <w:r>
-        <w:t xml:space="preserve"/>
+        <w:t xml:space="preserve">   choose your support</w:t>
       </w:r>
     </w:p>
     <w:tbl>
@@ -1981,6 +1912,1371 @@
           </w:tcPr>
           <w:p>
             <w:pPr>
+              <w:spacing w:after="50"/>
+            </w:pPr>
+            <w:r>
+              <w:rPr>
+                <w:i/>
+                <w:iCs/>
+                <w:color w:val="5F6F80"/>
+                <w:sz w:val="19"/>
+                <w:szCs w:val="19"/>
+              </w:rPr>
+              <w:t xml:space="preserve">This model shows the parts of an explanation. It does not answer your writing question.</w:t>
+            </w:r>
+          </w:p>
+          <w:p>
+            <w:pPr>
+              <w:spacing w:after="80"/>
+            </w:pPr>
+            <w:r>
+              <w:rPr>
+                <w:b/>
+                <w:bCs/>
+                <w:color w:val="12355B"/>
+                <w:sz w:val="19"/>
+                <w:szCs w:val="19"/>
+              </w:rPr>
+              <w:t xml:space="preserve">Claim:  </w:t>
+            </w:r>
+            <w:r>
+              <w:rPr>
+                <w:sz w:val="19"/>
+                <w:szCs w:val="19"/>
+              </w:rPr>
+              <w:t xml:space="preserve">Substitute the number of speakers for s, then evaluate.</w:t>
+            </w:r>
+          </w:p>
+          <w:p>
+            <w:pPr>
+              <w:spacing w:after="80"/>
+            </w:pPr>
+            <w:r>
+              <w:rPr>
+                <w:b/>
+                <w:bCs/>
+                <w:color w:val="12355B"/>
+                <w:sz w:val="19"/>
+                <w:szCs w:val="19"/>
+              </w:rPr>
+              <w:t xml:space="preserve">Evidence:  </w:t>
+            </w:r>
+            <w:r>
+              <w:rPr>
+                <w:sz w:val="19"/>
+                <w:szCs w:val="19"/>
+              </w:rPr>
+              <w:t xml:space="preserve">Students substitute s = 5 (150 + 12 × 5 = 210), explain 150 is the fixed venue fee and 12 is the cost per speaker, and note s can be any number.</w:t>
+            </w:r>
+          </w:p>
+          <w:p>
+            <w:pPr>
+              <w:spacing w:after="80"/>
+            </w:pPr>
+            <w:r>
+              <w:rPr>
+                <w:b/>
+                <w:bCs/>
+                <w:color w:val="12355B"/>
+                <w:sz w:val="19"/>
+                <w:szCs w:val="19"/>
+              </w:rPr>
+              <w:t xml:space="preserve">Reasoning:  </w:t>
+            </w:r>
+            <w:r>
+              <w:rPr>
+                <w:sz w:val="19"/>
+                <w:szCs w:val="19"/>
+              </w:rPr>
+              <w:t xml:space="preserve">This evidence connects the definition of expression to the mathematical claim.</w:t>
+            </w:r>
+          </w:p>
+        </w:tc>
+      </w:tr>
+    </w:tbl>
+    <w:p>
+      <w:pPr>
+        <w:pStyle w:val="Heading2"/>
+        <w:spacing w:after="80" w:before="180"/>
+      </w:pPr>
+      <w:r>
+        <w:rPr>
+          <w:b/>
+          <w:bCs/>
+          <w:color w:val="12355B"/>
+          <w:sz w:val="24"/>
+          <w:szCs w:val="24"/>
+        </w:rPr>
+        <w:t xml:space="preserve">Start</w:t>
+      </w:r>
+      <w:r>
+        <w:rPr>
+          <w:i/>
+          <w:iCs/>
+          <w:color w:val="1FA6A2"/>
+          <w:sz w:val="19"/>
+          <w:szCs w:val="19"/>
+        </w:rPr>
+        <w:t xml:space="preserve">   Most language support</w:t>
+      </w:r>
+    </w:p>
+    <w:p>
+      <w:pPr>
+        <w:spacing w:after="60"/>
+      </w:pPr>
+      <w:r>
+        <w:rPr>
+          <w:color w:val="1A2733"/>
+          <w:sz w:val="21"/>
+          <w:szCs w:val="21"/>
+        </w:rPr>
+        <w:t xml:space="preserve">Complete the frames. Use the word bank.</w:t>
+      </w:r>
+      <w:r>
+        <w:rPr>
+          <w:i/>
+          <w:iCs/>
+          <w:color w:val="5F6F80"/>
+          <w:sz w:val="19"/>
+          <w:szCs w:val="19"/>
+        </w:rPr>
+        <w:br/>
+        <w:t xml:space="preserve">Completa las oraciones. Usa el banco de palabras.</w:t>
+      </w:r>
+    </w:p>
+    <w:p>
+      <w:pPr>
+        <w:spacing w:after="60"/>
+      </w:pPr>
+      <w:r>
+        <w:rPr>
+          <w:color w:val="1A2733"/>
+          <w:sz w:val="21"/>
+          <w:szCs w:val="21"/>
+        </w:rPr>
+        <w:t xml:space="preserve">First I substitute, then I do ___ because of the order of operations.</w:t>
+      </w:r>
+      <w:r>
+        <w:rPr>
+          <w:i/>
+          <w:iCs/>
+          <w:color w:val="5F6F80"/>
+          <w:sz w:val="19"/>
+          <w:szCs w:val="19"/>
+        </w:rPr>
+        <w:br/>
+        <w:t xml:space="preserve">Primero sustituyo, luego hago ___ por el orden de las operaciones.</w:t>
+      </w:r>
+    </w:p>
+    <w:p>
+      <w:pPr>
+        <w:spacing w:after="60"/>
+      </w:pPr>
+      <w:r>
+        <w:rPr>
+          <w:color w:val="1A2733"/>
+          <w:sz w:val="21"/>
+          <w:szCs w:val="21"/>
+        </w:rPr>
+        <w:t xml:space="preserve">I must square before multiplying because ___.</w:t>
+      </w:r>
+      <w:r>
+        <w:rPr>
+          <w:i/>
+          <w:iCs/>
+          <w:color w:val="5F6F80"/>
+          <w:sz w:val="19"/>
+          <w:szCs w:val="19"/>
+        </w:rPr>
+        <w:br/>
+        <w:t xml:space="preserve">Debo elevar al cuadrado antes de multiplicar porque ___.</w:t>
+      </w:r>
+    </w:p>
+    <w:tbl>
+      <w:tblPr>
+        <w:tblW w:type="pct" w:w="100%"/>
+        <w:tblBorders>
+          <w:top w:val="single" w:color="C7D2DD" w:sz="6"/>
+          <w:left w:val="single" w:color="C7D2DD" w:sz="6"/>
+          <w:bottom w:val="single" w:color="C7D2DD" w:sz="6"/>
+          <w:right w:val="single" w:color="C7D2DD" w:sz="6"/>
+          <w:insideH w:val="single" w:color="auto" w:sz="4"/>
+          <w:insideV w:val="single" w:color="auto" w:sz="4"/>
+        </w:tblBorders>
+      </w:tblPr>
+      <w:tblGrid>
+        <w:gridCol w:w="100"/>
+      </w:tblGrid>
+      <w:tr>
+        <w:tc>
+          <w:tcPr>
+            <w:shd w:fill="FBF3E2" w:color="auto" w:val="clear"/>
+            <w:tcMar>
+              <w:top w:type="dxa" w:w="60"/>
+              <w:left w:type="dxa" w:w="120"/>
+              <w:bottom w:type="dxa" w:w="60"/>
+              <w:right w:type="dxa" w:w="120"/>
+            </w:tcMar>
+          </w:tcPr>
+          <w:p>
+            <w:pPr>
+              <w:spacing w:after="0" w:line="320"/>
+            </w:pPr>
+            <w:r>
+              <w:t xml:space="preserve"/>
+            </w:r>
+          </w:p>
+          <w:p>
+            <w:pPr>
+              <w:spacing w:after="0" w:line="320"/>
+            </w:pPr>
+            <w:r>
+              <w:t xml:space="preserve"/>
+            </w:r>
+          </w:p>
+          <w:p>
+            <w:pPr>
+              <w:spacing w:after="0" w:line="320"/>
+            </w:pPr>
+            <w:r>
+              <w:t xml:space="preserve"/>
+            </w:r>
+          </w:p>
+        </w:tc>
+      </w:tr>
+    </w:tbl>
+    <w:p>
+      <w:pPr>
+        <w:pStyle w:val="Heading2"/>
+        <w:spacing w:after="80" w:before="180"/>
+      </w:pPr>
+      <w:r>
+        <w:rPr>
+          <w:b/>
+          <w:bCs/>
+          <w:color w:val="12355B"/>
+          <w:sz w:val="24"/>
+          <w:szCs w:val="24"/>
+        </w:rPr>
+        <w:t xml:space="preserve">Build</w:t>
+      </w:r>
+      <w:r>
+        <w:rPr>
+          <w:i/>
+          <w:iCs/>
+          <w:color w:val="B97A12"/>
+          <w:sz w:val="19"/>
+          <w:szCs w:val="19"/>
+        </w:rPr>
+        <w:t xml:space="preserve">   Some language support</w:t>
+      </w:r>
+    </w:p>
+    <w:p>
+      <w:pPr>
+        <w:spacing w:after="60"/>
+      </w:pPr>
+      <w:r>
+        <w:rPr>
+          <w:color w:val="1A2733"/>
+          <w:sz w:val="21"/>
+          <w:szCs w:val="21"/>
+        </w:rPr>
+        <w:t xml:space="preserve">Write two connected sentences. Use because, so, or but.</w:t>
+      </w:r>
+      <w:r>
+        <w:rPr>
+          <w:i/>
+          <w:iCs/>
+          <w:color w:val="5F6F80"/>
+          <w:sz w:val="19"/>
+          <w:szCs w:val="19"/>
+        </w:rPr>
+        <w:br/>
+        <w:t xml:space="preserve">Escribe dos oraciones conectadas. Usa porque, entonces o pero.</w:t>
+      </w:r>
+    </w:p>
+    <w:p>
+      <w:pPr>
+        <w:spacing w:after="60"/>
+      </w:pPr>
+      <w:r>
+        <w:rPr>
+          <w:color w:val="1A2733"/>
+          <w:sz w:val="21"/>
+          <w:szCs w:val="21"/>
+        </w:rPr>
+        <w:t xml:space="preserve">My claim is ___.</w:t>
+      </w:r>
+      <w:r>
+        <w:rPr>
+          <w:i/>
+          <w:iCs/>
+          <w:color w:val="5F6F80"/>
+          <w:sz w:val="19"/>
+          <w:szCs w:val="19"/>
+        </w:rPr>
+        <w:br/>
+        <w:t xml:space="preserve">Mi afirmación es ___.</w:t>
+      </w:r>
+    </w:p>
+    <w:p>
+      <w:pPr>
+        <w:spacing w:after="60"/>
+      </w:pPr>
+      <w:r>
+        <w:rPr>
+          <w:color w:val="1A2733"/>
+          <w:sz w:val="21"/>
+          <w:szCs w:val="21"/>
+        </w:rPr>
+        <w:t xml:space="preserve">I know because ___.</w:t>
+      </w:r>
+      <w:r>
+        <w:rPr>
+          <w:i/>
+          <w:iCs/>
+          <w:color w:val="5F6F80"/>
+          <w:sz w:val="19"/>
+          <w:szCs w:val="19"/>
+        </w:rPr>
+        <w:br/>
+        <w:t xml:space="preserve">Lo sé porque ___.</w:t>
+      </w:r>
+    </w:p>
+    <w:p>
+      <w:pPr>
+        <w:spacing w:after="60"/>
+      </w:pPr>
+      <w:r>
+        <w:rPr>
+          <w:color w:val="1A2733"/>
+          <w:sz w:val="21"/>
+          <w:szCs w:val="21"/>
+        </w:rPr>
+        <w:t xml:space="preserve">So ___.</w:t>
+      </w:r>
+      <w:r>
+        <w:rPr>
+          <w:i/>
+          <w:iCs/>
+          <w:color w:val="5F6F80"/>
+          <w:sz w:val="19"/>
+          <w:szCs w:val="19"/>
+        </w:rPr>
+        <w:br/>
+        <w:t xml:space="preserve">Entonces ___.</w:t>
+      </w:r>
+    </w:p>
+    <w:tbl>
+      <w:tblPr>
+        <w:tblW w:type="pct" w:w="100%"/>
+        <w:tblBorders>
+          <w:top w:val="single" w:color="C7D2DD" w:sz="6"/>
+          <w:left w:val="single" w:color="C7D2DD" w:sz="6"/>
+          <w:bottom w:val="single" w:color="C7D2DD" w:sz="6"/>
+          <w:right w:val="single" w:color="C7D2DD" w:sz="6"/>
+          <w:insideH w:val="single" w:color="auto" w:sz="4"/>
+          <w:insideV w:val="single" w:color="auto" w:sz="4"/>
+        </w:tblBorders>
+      </w:tblPr>
+      <w:tblGrid>
+        <w:gridCol w:w="100"/>
+      </w:tblGrid>
+      <w:tr>
+        <w:tc>
+          <w:tcPr>
+            <w:shd w:fill="FBF3E2" w:color="auto" w:val="clear"/>
+            <w:tcMar>
+              <w:top w:type="dxa" w:w="60"/>
+              <w:left w:type="dxa" w:w="120"/>
+              <w:bottom w:type="dxa" w:w="60"/>
+              <w:right w:type="dxa" w:w="120"/>
+            </w:tcMar>
+          </w:tcPr>
+          <w:p>
+            <w:pPr>
+              <w:spacing w:after="0" w:line="320"/>
+            </w:pPr>
+            <w:r>
+              <w:t xml:space="preserve"/>
+            </w:r>
+          </w:p>
+          <w:p>
+            <w:pPr>
+              <w:spacing w:after="0" w:line="320"/>
+            </w:pPr>
+            <w:r>
+              <w:t xml:space="preserve"/>
+            </w:r>
+          </w:p>
+          <w:p>
+            <w:pPr>
+              <w:spacing w:after="0" w:line="320"/>
+            </w:pPr>
+            <w:r>
+              <w:t xml:space="preserve"/>
+            </w:r>
+          </w:p>
+        </w:tc>
+      </w:tr>
+    </w:tbl>
+    <w:p>
+      <w:pPr>
+        <w:pStyle w:val="Heading2"/>
+        <w:spacing w:after="80" w:before="180"/>
+      </w:pPr>
+      <w:r>
+        <w:rPr>
+          <w:b/>
+          <w:bCs/>
+          <w:color w:val="12355B"/>
+          <w:sz w:val="24"/>
+          <w:szCs w:val="24"/>
+        </w:rPr>
+        <w:t xml:space="preserve">Explain</w:t>
+      </w:r>
+      <w:r>
+        <w:rPr>
+          <w:i/>
+          <w:iCs/>
+          <w:color w:val="B97A12"/>
+          <w:sz w:val="19"/>
+          <w:szCs w:val="19"/>
+        </w:rPr>
+        <w:t xml:space="preserve">   Light language support</w:t>
+      </w:r>
+    </w:p>
+    <w:p>
+      <w:pPr>
+        <w:spacing w:after="60"/>
+      </w:pPr>
+      <w:r>
+        <w:rPr>
+          <w:color w:val="1A2733"/>
+          <w:sz w:val="21"/>
+          <w:szCs w:val="21"/>
+        </w:rPr>
+        <w:t xml:space="preserve">Write a claim, give math evidence, and explain your reasoning.</w:t>
+      </w:r>
+      <w:r>
+        <w:rPr>
+          <w:i/>
+          <w:iCs/>
+          <w:color w:val="5F6F80"/>
+          <w:sz w:val="19"/>
+          <w:szCs w:val="19"/>
+        </w:rPr>
+        <w:br/>
+        <w:t xml:space="preserve">Escribe una afirmación, da evidencia matemática y explica tu razonamiento.</w:t>
+      </w:r>
+    </w:p>
+    <w:p>
+      <w:pPr>
+        <w:spacing w:after="60"/>
+      </w:pPr>
+      <w:r>
+        <w:rPr>
+          <w:color w:val="1A2733"/>
+          <w:sz w:val="21"/>
+          <w:szCs w:val="21"/>
+        </w:rPr>
+        <w:t xml:space="preserve">My claim is ___.</w:t>
+      </w:r>
+      <w:r>
+        <w:rPr>
+          <w:i/>
+          <w:iCs/>
+          <w:color w:val="5F6F80"/>
+          <w:sz w:val="19"/>
+          <w:szCs w:val="19"/>
+        </w:rPr>
+        <w:br/>
+        <w:t xml:space="preserve">Mi afirmación es ___.</w:t>
+      </w:r>
+    </w:p>
+    <w:p>
+      <w:pPr>
+        <w:spacing w:after="60"/>
+      </w:pPr>
+      <w:r>
+        <w:rPr>
+          <w:color w:val="1A2733"/>
+          <w:sz w:val="21"/>
+          <w:szCs w:val="21"/>
+        </w:rPr>
+        <w:t xml:space="preserve">My math evidence is ___.</w:t>
+      </w:r>
+      <w:r>
+        <w:rPr>
+          <w:i/>
+          <w:iCs/>
+          <w:color w:val="5F6F80"/>
+          <w:sz w:val="19"/>
+          <w:szCs w:val="19"/>
+        </w:rPr>
+        <w:br/>
+        <w:t xml:space="preserve">Mi evidencia matemática es ___.</w:t>
+      </w:r>
+    </w:p>
+    <w:p>
+      <w:pPr>
+        <w:spacing w:after="60"/>
+      </w:pPr>
+      <w:r>
+        <w:rPr>
+          <w:color w:val="1A2733"/>
+          <w:sz w:val="21"/>
+          <w:szCs w:val="21"/>
+        </w:rPr>
+        <w:t xml:space="preserve">This proves ___ because ___.</w:t>
+      </w:r>
+      <w:r>
+        <w:rPr>
+          <w:i/>
+          <w:iCs/>
+          <w:color w:val="5F6F80"/>
+          <w:sz w:val="19"/>
+          <w:szCs w:val="19"/>
+        </w:rPr>
+        <w:br/>
+        <w:t xml:space="preserve">Esto demuestra ___ porque ___.</w:t>
+      </w:r>
+    </w:p>
+    <w:tbl>
+      <w:tblPr>
+        <w:tblW w:type="pct" w:w="100%"/>
+        <w:tblBorders>
+          <w:top w:val="single" w:color="C7D2DD" w:sz="6"/>
+          <w:left w:val="single" w:color="C7D2DD" w:sz="6"/>
+          <w:bottom w:val="single" w:color="C7D2DD" w:sz="6"/>
+          <w:right w:val="single" w:color="C7D2DD" w:sz="6"/>
+          <w:insideH w:val="single" w:color="auto" w:sz="4"/>
+          <w:insideV w:val="single" w:color="auto" w:sz="4"/>
+        </w:tblBorders>
+      </w:tblPr>
+      <w:tblGrid>
+        <w:gridCol w:w="100"/>
+      </w:tblGrid>
+      <w:tr>
+        <w:tc>
+          <w:tcPr>
+            <w:shd w:fill="FBF3E2" w:color="auto" w:val="clear"/>
+            <w:tcMar>
+              <w:top w:type="dxa" w:w="60"/>
+              <w:left w:type="dxa" w:w="120"/>
+              <w:bottom w:type="dxa" w:w="60"/>
+              <w:right w:type="dxa" w:w="120"/>
+            </w:tcMar>
+          </w:tcPr>
+          <w:p>
+            <w:pPr>
+              <w:spacing w:after="0" w:line="320"/>
+            </w:pPr>
+            <w:r>
+              <w:t xml:space="preserve"/>
+            </w:r>
+          </w:p>
+          <w:p>
+            <w:pPr>
+              <w:spacing w:after="0" w:line="320"/>
+            </w:pPr>
+            <w:r>
+              <w:t xml:space="preserve"/>
+            </w:r>
+          </w:p>
+          <w:p>
+            <w:pPr>
+              <w:spacing w:after="0" w:line="320"/>
+            </w:pPr>
+            <w:r>
+              <w:t xml:space="preserve"/>
+            </w:r>
+          </w:p>
+          <w:p>
+            <w:pPr>
+              <w:spacing w:after="0" w:line="320"/>
+            </w:pPr>
+            <w:r>
+              <w:t xml:space="preserve"/>
+            </w:r>
+          </w:p>
+          <w:p>
+            <w:pPr>
+              <w:spacing w:after="0" w:line="320"/>
+            </w:pPr>
+            <w:r>
+              <w:t xml:space="preserve"/>
+            </w:r>
+          </w:p>
+        </w:tc>
+      </w:tr>
+    </w:tbl>
+    <w:p>
+      <w:pPr>
+        <w:pStyle w:val="Heading2"/>
+        <w:spacing w:after="80" w:before="180"/>
+      </w:pPr>
+      <w:r>
+        <w:rPr>
+          <w:b/>
+          <w:bCs/>
+          <w:color w:val="12355B"/>
+          <w:sz w:val="24"/>
+          <w:szCs w:val="24"/>
+        </w:rPr>
+        <w:t xml:space="preserve">4. Check Your Explanation</w:t>
+      </w:r>
+      <w:r>
+        <w:rPr>
+          <w:i/>
+          <w:iCs/>
+          <w:color w:val="1FA6A2"/>
+          <w:sz w:val="19"/>
+          <w:szCs w:val="19"/>
+        </w:rPr>
+        <w:t xml:space="preserve">   five quick checks</w:t>
+      </w:r>
+    </w:p>
+    <w:p>
+      <w:pPr>
+        <w:spacing w:after="80"/>
+      </w:pPr>
+      <w:r>
+        <w:rPr>
+          <w:b/>
+          <w:bCs/>
+          <w:color w:val="1FA6A2"/>
+          <w:sz w:val="22"/>
+          <w:szCs w:val="22"/>
+        </w:rPr>
+        <w:t xml:space="preserve">☐  </w:t>
+      </w:r>
+      <w:r>
+        <w:rPr>
+          <w:sz w:val="20"/>
+          <w:szCs w:val="20"/>
+        </w:rPr>
+        <w:t xml:space="preserve">I answered the question.</w:t>
+      </w:r>
+      <w:r>
+        <w:rPr>
+          <w:i/>
+          <w:iCs/>
+          <w:color w:val="5F6F80"/>
+          <w:sz w:val="18"/>
+          <w:szCs w:val="18"/>
+        </w:rPr>
+        <w:br/>
+        <w:t xml:space="preserve">Respondí la pregunta.</w:t>
+      </w:r>
+    </w:p>
+    <w:p>
+      <w:pPr>
+        <w:spacing w:after="80"/>
+      </w:pPr>
+      <w:r>
+        <w:rPr>
+          <w:b/>
+          <w:bCs/>
+          <w:color w:val="1FA6A2"/>
+          <w:sz w:val="22"/>
+          <w:szCs w:val="22"/>
+        </w:rPr>
+        <w:t xml:space="preserve">☐  </w:t>
+      </w:r>
+      <w:r>
+        <w:rPr>
+          <w:sz w:val="20"/>
+          <w:szCs w:val="20"/>
+        </w:rPr>
+        <w:t xml:space="preserve">I used math evidence: numbers, an equation, a model, or a comparison.</w:t>
+      </w:r>
+      <w:r>
+        <w:rPr>
+          <w:i/>
+          <w:iCs/>
+          <w:color w:val="5F6F80"/>
+          <w:sz w:val="18"/>
+          <w:szCs w:val="18"/>
+        </w:rPr>
+        <w:br/>
+        <w:t xml:space="preserve">Usé evidencia matemática: números, una ecuación, un modelo o una comparación.</w:t>
+      </w:r>
+    </w:p>
+    <w:p>
+      <w:pPr>
+        <w:spacing w:after="80"/>
+      </w:pPr>
+      <w:r>
+        <w:rPr>
+          <w:b/>
+          <w:bCs/>
+          <w:color w:val="1FA6A2"/>
+          <w:sz w:val="22"/>
+          <w:szCs w:val="22"/>
+        </w:rPr>
+        <w:t xml:space="preserve">☐  </w:t>
+      </w:r>
+      <w:r>
+        <w:rPr>
+          <w:sz w:val="20"/>
+          <w:szCs w:val="20"/>
+        </w:rPr>
+        <w:t xml:space="preserve">I explained how the evidence proves my answer.</w:t>
+      </w:r>
+      <w:r>
+        <w:rPr>
+          <w:i/>
+          <w:iCs/>
+          <w:color w:val="5F6F80"/>
+          <w:sz w:val="18"/>
+          <w:szCs w:val="18"/>
+        </w:rPr>
+        <w:br/>
+        <w:t xml:space="preserve">Expliqué cómo la evidencia demuestra mi respuesta.</w:t>
+      </w:r>
+    </w:p>
+    <w:p>
+      <w:pPr>
+        <w:spacing w:after="80"/>
+      </w:pPr>
+      <w:r>
+        <w:rPr>
+          <w:b/>
+          <w:bCs/>
+          <w:color w:val="1FA6A2"/>
+          <w:sz w:val="22"/>
+          <w:szCs w:val="22"/>
+        </w:rPr>
+        <w:t xml:space="preserve">☐  </w:t>
+      </w:r>
+      <w:r>
+        <w:rPr>
+          <w:sz w:val="20"/>
+          <w:szCs w:val="20"/>
+        </w:rPr>
+        <w:t xml:space="preserve">I used at least two math words.</w:t>
+      </w:r>
+      <w:r>
+        <w:rPr>
+          <w:i/>
+          <w:iCs/>
+          <w:color w:val="5F6F80"/>
+          <w:sz w:val="18"/>
+          <w:szCs w:val="18"/>
+        </w:rPr>
+        <w:br/>
+        <w:t xml:space="preserve">Usé por lo menos dos palabras matemáticas.</w:t>
+      </w:r>
+    </w:p>
+    <w:p>
+      <w:pPr>
+        <w:spacing w:after="80"/>
+      </w:pPr>
+      <w:r>
+        <w:rPr>
+          <w:b/>
+          <w:bCs/>
+          <w:color w:val="1FA6A2"/>
+          <w:sz w:val="22"/>
+          <w:szCs w:val="22"/>
+        </w:rPr>
+        <w:t xml:space="preserve">☐  </w:t>
+      </w:r>
+      <w:r>
+        <w:rPr>
+          <w:sz w:val="20"/>
+          <w:szCs w:val="20"/>
+        </w:rPr>
+        <w:t xml:space="preserve">I reread complete sentences and punctuation.</w:t>
+      </w:r>
+      <w:r>
+        <w:rPr>
+          <w:i/>
+          <w:iCs/>
+          <w:color w:val="5F6F80"/>
+          <w:sz w:val="18"/>
+          <w:szCs w:val="18"/>
+        </w:rPr>
+        <w:br/>
+        <w:t xml:space="preserve">Volví a leer mis oraciones completas y la puntuación.</w:t>
+      </w:r>
+    </w:p>
+    <w:p>
+      <w:pPr>
+        <w:pStyle w:val="Heading1"/>
+        <w:pageBreakBefore/>
+        <w:pBdr>
+          <w:bottom w:val="single" w:color="1FA6A2" w:sz="14" w:space="6"/>
+        </w:pBdr>
+        <w:spacing w:after="140" w:before="0"/>
+      </w:pPr>
+      <w:r>
+        <w:rPr>
+          <w:b/>
+          <w:bCs/>
+          <w:color w:val="12355B"/>
+          <w:sz w:val="30"/>
+          <w:szCs w:val="30"/>
+        </w:rPr>
+        <w:t xml:space="preserve">Worked Example</w:t>
+      </w:r>
+    </w:p>
+    <w:p>
+      <w:pPr>
+        <w:pStyle w:val="Heading2"/>
+        <w:spacing w:after="80" w:before="180"/>
+      </w:pPr>
+      <w:r>
+        <w:rPr>
+          <w:b/>
+          <w:bCs/>
+          <w:color w:val="12355B"/>
+          <w:sz w:val="24"/>
+          <w:szCs w:val="24"/>
+        </w:rPr>
+        <w:t xml:space="preserve">Watch &amp; Read</w:t>
+      </w:r>
+      <w:r>
+        <w:rPr>
+          <w:i/>
+          <w:iCs/>
+          <w:color w:val="1FA6A2"/>
+          <w:sz w:val="19"/>
+          <w:szCs w:val="19"/>
+        </w:rPr>
+        <w:t xml:space="preserve">   I Do — follow along with your teacher</w:t>
+      </w:r>
+    </w:p>
+    <w:tbl>
+      <w:tblPr>
+        <w:tblW w:type="pct" w:w="100%"/>
+        <w:tblBorders>
+          <w:top w:val="single" w:color="1FA6A2" w:sz="8"/>
+          <w:left w:val="single" w:color="1FA6A2" w:sz="8"/>
+          <w:bottom w:val="single" w:color="1FA6A2" w:sz="8"/>
+          <w:right w:val="single" w:color="1FA6A2" w:sz="8"/>
+          <w:insideH w:val="single" w:color="auto" w:sz="4"/>
+          <w:insideV w:val="single" w:color="auto" w:sz="4"/>
+        </w:tblBorders>
+      </w:tblPr>
+      <w:tblGrid>
+        <w:gridCol w:w="100"/>
+      </w:tblGrid>
+      <w:tr>
+        <w:tc>
+          <w:tcPr>
+            <w:shd w:fill="E6F4F3" w:color="auto" w:val="clear"/>
+            <w:tcMar>
+              <w:top w:type="dxa" w:w="120"/>
+              <w:left w:type="dxa" w:w="180"/>
+              <w:bottom w:type="dxa" w:w="120"/>
+              <w:right w:type="dxa" w:w="180"/>
+            </w:tcMar>
+          </w:tcPr>
+          <w:p>
+            <w:pPr>
+              <w:spacing w:after="60"/>
+            </w:pPr>
+            <w:r>
+              <w:rPr>
+                <w:b/>
+                <w:bCs/>
+                <w:color w:val="12355B"/>
+                <w:sz w:val="22"/>
+                <w:szCs w:val="22"/>
+              </w:rPr>
+              <w:t xml:space="preserve">Mix the Track</w:t>
+            </w:r>
+          </w:p>
+          <w:p>
+            <w:pPr>
+              <w:spacing w:after="0"/>
+            </w:pPr>
+            <w:r>
+              <w:rPr>
+                <w:sz w:val="21"/>
+                <w:szCs w:val="21"/>
+              </w:rPr>
+              <w:t xml:space="preserve">You're a music producer setting up a concert. The total cost of the event is given by the expression 150 + 12s, where s is the number of speakers rented. The venue charges $150 as a base fee, plus $12 for each speaker. How much will it cost for different numbers of speakers?</w:t>
+            </w:r>
+          </w:p>
+        </w:tc>
+      </w:tr>
+    </w:tbl>
+    <w:p>
+      <w:pPr>
+        <w:spacing w:after="80"/>
+      </w:pPr>
+      <w:r>
+        <w:t xml:space="preserve"/>
+      </w:r>
+    </w:p>
+    <w:p>
+      <w:pPr>
+        <w:spacing w:after="50" w:before="60"/>
+      </w:pPr>
+      <w:r>
+        <w:rPr>
+          <w:b/>
+          <w:bCs/>
+          <w:color w:val="12355B"/>
+          <w:sz w:val="21"/>
+          <w:szCs w:val="21"/>
+        </w:rPr>
+        <w:t xml:space="preserve">Think about:</w:t>
+      </w:r>
+    </w:p>
+    <w:p>
+      <w:pPr>
+        <w:spacing w:after="40"/>
+        <w:ind w:left="300"/>
+      </w:pPr>
+      <w:r>
+        <w:rPr>
+          <w:sz w:val="20"/>
+          <w:szCs w:val="20"/>
+        </w:rPr>
+        <w:t xml:space="preserve">•  What does the 150 represent in the expression?</w:t>
+      </w:r>
+    </w:p>
+    <w:p>
+      <w:pPr>
+        <w:spacing w:after="40"/>
+        <w:ind w:left="300"/>
+      </w:pPr>
+      <w:r>
+        <w:rPr>
+          <w:sz w:val="20"/>
+          <w:szCs w:val="20"/>
+        </w:rPr>
+        <w:t xml:space="preserve">•  What does the 12s represent?</w:t>
+      </w:r>
+    </w:p>
+    <w:p>
+      <w:pPr>
+        <w:spacing w:after="40"/>
+        <w:ind w:left="300"/>
+      </w:pPr>
+      <w:r>
+        <w:rPr>
+          <w:sz w:val="20"/>
+          <w:szCs w:val="20"/>
+        </w:rPr>
+        <w:t xml:space="preserve">•  What happens to the total cost as s gets bigger?</w:t>
+      </w:r>
+    </w:p>
+    <w:p>
+      <w:pPr>
+        <w:spacing w:after="40"/>
+        <w:ind w:left="300"/>
+      </w:pPr>
+      <w:r>
+        <w:rPr>
+          <w:sz w:val="20"/>
+          <w:szCs w:val="20"/>
+        </w:rPr>
+        <w:t xml:space="preserve">•  What if speakers cost $15 each instead?</w:t>
+      </w:r>
+    </w:p>
+    <w:p>
+      <w:pPr>
+        <w:spacing w:after="40"/>
+        <w:ind w:left="300"/>
+      </w:pPr>
+      <w:r>
+        <w:rPr>
+          <w:sz w:val="20"/>
+          <w:szCs w:val="20"/>
+        </w:rPr>
+        <w:t xml:space="preserve">•  How many speakers can we afford with a $300 budget?</w:t>
+      </w:r>
+    </w:p>
+    <w:p>
+      <w:pPr>
+        <w:pStyle w:val="Heading2"/>
+        <w:spacing w:after="80" w:before="180"/>
+      </w:pPr>
+      <w:r>
+        <w:rPr>
+          <w:b/>
+          <w:bCs/>
+          <w:color w:val="12355B"/>
+          <w:sz w:val="24"/>
+          <w:szCs w:val="24"/>
+        </w:rPr>
+        <w:t xml:space="preserve">Solved Example</w:t>
+      </w:r>
+      <w:r>
+        <w:rPr>
+          <w:i/>
+          <w:iCs/>
+          <w:color w:val="1FA6A2"/>
+          <w:sz w:val="19"/>
+          <w:szCs w:val="19"/>
+        </w:rPr>
+        <w:t xml:space="preserve">   I Do — watch each step</w:t>
+      </w:r>
+    </w:p>
+    <w:p>
+      <w:pPr>
+        <w:keepNext/>
+        <w:spacing w:after="40"/>
+      </w:pPr>
+      <w:r>
+        <w:rPr>
+          <w:b/>
+          <w:bCs/>
+          <w:color w:val="12355B"/>
+          <w:sz w:val="21"/>
+          <w:szCs w:val="21"/>
+        </w:rPr>
+        <w:t xml:space="preserve">Problem:  </w:t>
+      </w:r>
+      <w:r>
+        <w:rPr>
+          <w:sz w:val="21"/>
+          <w:szCs w:val="21"/>
+        </w:rPr>
+        <w:t xml:space="preserve">Evaluate 3x + 7 when x = 4.</w:t>
+      </w:r>
+    </w:p>
+    <w:p>
+      <w:pPr>
+        <w:spacing w:after="30"/>
+        <w:ind w:left="420"/>
+      </w:pPr>
+      <w:r>
+        <w:rPr>
+          <w:sz w:val="20"/>
+          <w:szCs w:val="20"/>
+        </w:rPr>
+        <w:t xml:space="preserve">A)  19</w:t>
+      </w:r>
+    </w:p>
+    <w:p>
+      <w:pPr>
+        <w:spacing w:after="30"/>
+        <w:ind w:left="420"/>
+      </w:pPr>
+      <w:r>
+        <w:rPr>
+          <w:sz w:val="20"/>
+          <w:szCs w:val="20"/>
+        </w:rPr>
+        <w:t xml:space="preserve">B)  34</w:t>
+      </w:r>
+    </w:p>
+    <w:p>
+      <w:pPr>
+        <w:spacing w:after="30"/>
+        <w:ind w:left="420"/>
+      </w:pPr>
+      <w:r>
+        <w:rPr>
+          <w:sz w:val="20"/>
+          <w:szCs w:val="20"/>
+        </w:rPr>
+        <w:t xml:space="preserve">C)  12</w:t>
+      </w:r>
+    </w:p>
+    <w:p>
+      <w:pPr>
+        <w:spacing w:after="30"/>
+        <w:ind w:left="420"/>
+      </w:pPr>
+      <w:r>
+        <w:rPr>
+          <w:sz w:val="20"/>
+          <w:szCs w:val="20"/>
+        </w:rPr>
+        <w:t xml:space="preserve">D)  14</w:t>
+      </w:r>
+    </w:p>
+    <w:p>
+      <w:pPr>
+        <w:spacing w:after="20" w:before="50"/>
+      </w:pPr>
+      <w:r>
+        <w:rPr>
+          <w:b/>
+          <w:bCs/>
+          <w:color w:val="1FA6A2"/>
+          <w:sz w:val="21"/>
+          <w:szCs w:val="21"/>
+        </w:rPr>
+        <w:t xml:space="preserve">Step 1:  </w:t>
+      </w:r>
+      <w:r>
+        <w:rPr>
+          <w:sz w:val="21"/>
+          <w:szCs w:val="21"/>
+        </w:rPr>
+        <w:t xml:space="preserve">3(4) + 7 = 12 + 7 = 19.</w:t>
+      </w:r>
+    </w:p>
+    <w:p>
+      <w:pPr>
+        <w:spacing w:after="40" w:before="60"/>
+      </w:pPr>
+      <w:r>
+        <w:rPr>
+          <w:b/>
+          <w:bCs/>
+          <w:color w:val="12355B"/>
+          <w:sz w:val="21"/>
+          <w:szCs w:val="21"/>
+        </w:rPr>
+        <w:t xml:space="preserve">Answer:  </w:t>
+      </w:r>
+      <w:r>
+        <w:rPr>
+          <w:b/>
+          <w:bCs/>
+          <w:sz w:val="21"/>
+          <w:szCs w:val="21"/>
+        </w:rPr>
+        <w:t xml:space="preserve">A. 19</w:t>
+      </w:r>
+    </w:p>
+    <w:p>
+      <w:pPr>
+        <w:pStyle w:val="Heading1"/>
+        <w:pageBreakBefore/>
+        <w:pBdr>
+          <w:bottom w:val="single" w:color="1FA6A2" w:sz="14" w:space="6"/>
+        </w:pBdr>
+        <w:spacing w:after="140" w:before="0"/>
+      </w:pPr>
+      <w:r>
+        <w:rPr>
+          <w:b/>
+          <w:bCs/>
+          <w:color w:val="12355B"/>
+          <w:sz w:val="30"/>
+          <w:szCs w:val="30"/>
+        </w:rPr>
+        <w:t xml:space="preserve">Guided Practice</w:t>
+      </w:r>
+    </w:p>
+    <w:p>
+      <w:pPr>
+        <w:pStyle w:val="Heading2"/>
+        <w:spacing w:after="80" w:before="180"/>
+      </w:pPr>
+      <w:r>
+        <w:rPr>
+          <w:b/>
+          <w:bCs/>
+          <w:color w:val="12355B"/>
+          <w:sz w:val="24"/>
+          <w:szCs w:val="24"/>
+        </w:rPr>
+        <w:t xml:space="preserve">Solve Together</w:t>
+      </w:r>
+      <w:r>
+        <w:rPr>
+          <w:i/>
+          <w:iCs/>
+          <w:color w:val="6B4FA0"/>
+          <w:sz w:val="19"/>
+          <w:szCs w:val="19"/>
+        </w:rPr>
+        <w:t xml:space="preserve">   We Do — work with your class</w:t>
+      </w:r>
+    </w:p>
+    <w:p>
+      <w:pPr>
+        <w:keepNext/>
+        <w:spacing w:after="40" w:before="40"/>
+      </w:pPr>
+      <w:r>
+        <w:rPr>
+          <w:b/>
+          <w:bCs/>
+          <w:color w:val="12355B"/>
+          <w:sz w:val="21"/>
+          <w:szCs w:val="21"/>
+        </w:rPr>
+        <w:t xml:space="preserve">Problem:  </w:t>
+      </w:r>
+      <w:r>
+        <w:rPr>
+          <w:sz w:val="21"/>
+          <w:szCs w:val="21"/>
+        </w:rPr>
+        <w:t xml:space="preserve">Evaluate 20 − 2n when n = 6.</w:t>
+      </w:r>
+    </w:p>
+    <w:p>
+      <w:pPr>
+        <w:spacing w:after="30"/>
+        <w:ind w:left="420"/>
+      </w:pPr>
+      <w:r>
+        <w:rPr>
+          <w:sz w:val="20"/>
+          <w:szCs w:val="20"/>
+        </w:rPr>
+        <w:t xml:space="preserve">A)  8</w:t>
+      </w:r>
+    </w:p>
+    <w:p>
+      <w:pPr>
+        <w:spacing w:after="30"/>
+        <w:ind w:left="420"/>
+      </w:pPr>
+      <w:r>
+        <w:rPr>
+          <w:sz w:val="20"/>
+          <w:szCs w:val="20"/>
+        </w:rPr>
+        <w:t xml:space="preserve">B)  14</w:t>
+      </w:r>
+    </w:p>
+    <w:p>
+      <w:pPr>
+        <w:spacing w:after="30"/>
+        <w:ind w:left="420"/>
+      </w:pPr>
+      <w:r>
+        <w:rPr>
+          <w:sz w:val="20"/>
+          <w:szCs w:val="20"/>
+        </w:rPr>
+        <w:t xml:space="preserve">C)  32</w:t>
+      </w:r>
+    </w:p>
+    <w:p>
+      <w:pPr>
+        <w:spacing w:after="30"/>
+        <w:ind w:left="420"/>
+      </w:pPr>
+      <w:r>
+        <w:rPr>
+          <w:sz w:val="20"/>
+          <w:szCs w:val="20"/>
+        </w:rPr>
+        <w:t xml:space="preserve">D)  12</w:t>
+      </w:r>
+    </w:p>
+    <w:p>
+      <w:pPr>
+        <w:keepNext/>
+        <w:spacing w:after="0" w:before="50"/>
+      </w:pPr>
+      <w:r>
+        <w:rPr>
+          <w:b/>
+          <w:bCs/>
+          <w:color w:val="6B4FA0"/>
+          <w:sz w:val="21"/>
+          <w:szCs w:val="21"/>
+        </w:rPr>
+        <w:t xml:space="preserve">Step 1:</w:t>
+      </w:r>
+    </w:p>
+    <w:p>
+      <w:pPr>
+        <w:pBdr>
+          <w:bottom w:val="single" w:color="AFBECC" w:sz="6"/>
+        </w:pBdr>
+        <w:spacing w:after="30" w:before="150"/>
+      </w:pPr>
+      <w:r>
+        <w:t xml:space="preserve"/>
+      </w:r>
+    </w:p>
+    <w:p>
+      <w:pPr>
+        <w:keepNext/>
+        <w:spacing w:after="0" w:before="50"/>
+      </w:pPr>
+      <w:r>
+        <w:rPr>
+          <w:b/>
+          <w:bCs/>
+          <w:color w:val="6B4FA0"/>
+          <w:sz w:val="21"/>
+          <w:szCs w:val="21"/>
+        </w:rPr>
+        <w:t xml:space="preserve">Step 2:</w:t>
+      </w:r>
+    </w:p>
+    <w:p>
+      <w:pPr>
+        <w:pBdr>
+          <w:bottom w:val="single" w:color="AFBECC" w:sz="6"/>
+        </w:pBdr>
+        <w:spacing w:after="30" w:before="150"/>
+      </w:pPr>
+      <w:r>
+        <w:t xml:space="preserve"/>
+      </w:r>
+    </w:p>
+    <w:p>
+      <w:pPr>
+        <w:keepNext/>
+        <w:spacing w:after="0" w:before="60"/>
+      </w:pPr>
+      <w:r>
+        <w:rPr>
+          <w:b/>
+          <w:bCs/>
+          <w:color w:val="12355B"/>
+          <w:sz w:val="21"/>
+          <w:szCs w:val="21"/>
+        </w:rPr>
+        <w:t xml:space="preserve">Answer:</w:t>
+      </w:r>
+    </w:p>
+    <w:p>
+      <w:pPr>
+        <w:pBdr>
+          <w:bottom w:val="single" w:color="AFBECC" w:sz="6"/>
+        </w:pBdr>
+        <w:spacing w:after="30" w:before="150"/>
+      </w:pPr>
+      <w:r>
+        <w:t xml:space="preserve"/>
+      </w:r>
+    </w:p>
+    <w:p>
+      <w:pPr>
+        <w:spacing w:after="80"/>
+      </w:pPr>
+      <w:r>
+        <w:t xml:space="preserve"/>
+      </w:r>
+    </w:p>
+    <w:tbl>
+      <w:tblPr>
+        <w:tblW w:type="pct" w:w="100%"/>
+        <w:tblBorders>
+          <w:top w:val="single" w:color="BBD0DE" w:sz="8"/>
+          <w:left w:val="single" w:color="BBD0DE" w:sz="8"/>
+          <w:bottom w:val="single" w:color="BBD0DE" w:sz="8"/>
+          <w:right w:val="single" w:color="BBD0DE" w:sz="8"/>
+          <w:insideH w:val="single" w:color="auto" w:sz="4"/>
+          <w:insideV w:val="single" w:color="auto" w:sz="4"/>
+        </w:tblBorders>
+      </w:tblPr>
+      <w:tblGrid>
+        <w:gridCol w:w="100"/>
+      </w:tblGrid>
+      <w:tr>
+        <w:tc>
+          <w:tcPr>
+            <w:shd w:fill="EEF4F8" w:color="auto" w:val="clear"/>
+            <w:tcMar>
+              <w:top w:type="dxa" w:w="120"/>
+              <w:left w:type="dxa" w:w="180"/>
+              <w:bottom w:type="dxa" w:w="120"/>
+              <w:right w:type="dxa" w:w="180"/>
+            </w:tcMar>
+          </w:tcPr>
+          <w:p>
+            <w:pPr>
               <w:spacing w:after="60"/>
             </w:pPr>
             <w:r>
@@ -3322,6 +4618,97 @@
           <w:szCs w:val="19"/>
         </w:rPr>
         <w:t xml:space="preserve">  — Do the parentheses first: 7 − 3 = 4. Then multiply: 5 × 4 = 20. Then add: 20 + 2 = 22. (If you got 34, you multiplied 5 × 7 first and ignored the parentheses instead of subtracting 3 before multiplying. If you got 20, you found 5(7 − 3) correctly but forgot to add the 2 at the end. If you got 18, you subtracted 2 instead of adding it.)</w:t>
+      </w:r>
+    </w:p>
+    <w:p>
+      <w:pPr>
+        <w:pStyle w:val="Heading2"/>
+        <w:spacing w:after="80" w:before="180"/>
+      </w:pPr>
+      <w:r>
+        <w:rPr>
+          <w:b/>
+          <w:bCs/>
+          <w:color w:val="12355B"/>
+          <w:sz w:val="24"/>
+          <w:szCs w:val="24"/>
+        </w:rPr>
+        <w:t xml:space="preserve">Math Writing Criteria</w:t>
+      </w:r>
+    </w:p>
+    <w:p>
+      <w:pPr>
+        <w:spacing w:after="100"/>
+      </w:pPr>
+      <w:r>
+        <w:rPr>
+          <w:i/>
+          <w:iCs/>
+          <w:color w:val="5F6F80"/>
+          <w:sz w:val="19"/>
+          <w:szCs w:val="19"/>
+        </w:rPr>
+        <w:t xml:space="preserve">The support level changes the amount of language scaffolding, not the mathematical expectation.</w:t>
+      </w:r>
+    </w:p>
+    <w:p>
+      <w:pPr>
+        <w:spacing w:after="80"/>
+      </w:pPr>
+      <w:r>
+        <w:rPr>
+          <w:sz w:val="20"/>
+          <w:szCs w:val="20"/>
+        </w:rPr>
+        <w:t xml:space="preserve">☐  I answered the question.</w:t>
+      </w:r>
+    </w:p>
+    <w:p>
+      <w:pPr>
+        <w:spacing w:after="80"/>
+      </w:pPr>
+      <w:r>
+        <w:rPr>
+          <w:sz w:val="20"/>
+          <w:szCs w:val="20"/>
+        </w:rPr>
+        <w:t xml:space="preserve">☐  I used math evidence: numbers, an equation, a model, or a comparison.</w:t>
+      </w:r>
+    </w:p>
+    <w:p>
+      <w:pPr>
+        <w:spacing w:after="80"/>
+      </w:pPr>
+      <w:r>
+        <w:rPr>
+          <w:sz w:val="20"/>
+          <w:szCs w:val="20"/>
+        </w:rPr>
+        <w:t xml:space="preserve">☐  I explained how the evidence proves my answer.</w:t>
+      </w:r>
+    </w:p>
+    <w:p>
+      <w:pPr>
+        <w:spacing w:after="80"/>
+      </w:pPr>
+      <w:r>
+        <w:rPr>
+          <w:sz w:val="20"/>
+          <w:szCs w:val="20"/>
+        </w:rPr>
+        <w:t xml:space="preserve">☐  I used at least two math words.</w:t>
+      </w:r>
+    </w:p>
+    <w:p>
+      <w:pPr>
+        <w:spacing w:after="80"/>
+      </w:pPr>
+      <w:r>
+        <w:rPr>
+          <w:sz w:val="20"/>
+          <w:szCs w:val="20"/>
+        </w:rPr>
+        <w:t xml:space="preserve">☐  I reread complete sentences and punctuation.</w:t>
       </w:r>
     </w:p>
     <w:sectPr>

--- a/lessons/6-2/downloads/6-2-notes-teacher.docx
+++ b/lessons/6-2/downloads/6-2-notes-teacher.docx
@@ -180,7 +180,7 @@
                 <w:sz w:val="20"/>
                 <w:szCs w:val="20"/>
               </w:rPr>
-              <w:t xml:space="preserve">I can divide a fraction by a fraction by multiplying by the reciprocal and simplifying.</w:t>
+              <w:t xml:space="preserve">I can divide a fraction by a fraction and divide with mixed numbers by multiplying by the reciprocal.</w:t>
             </w:r>
           </w:p>
           <w:p>
@@ -202,7 +202,7 @@
                 <w:sz w:val="20"/>
                 <w:szCs w:val="20"/>
               </w:rPr>
-              <w:t xml:space="preserve">I can explain my steps using the words dividend, divisor, reciprocal, quotient, and simplify.</w:t>
+              <w:t xml:space="preserve">I can explain the steps using the words reciprocal, improper fraction, mixed number, and simplify.</w:t>
             </w:r>
           </w:p>
         </w:tc>
@@ -1174,6 +1174,314 @@
         </w:tc>
       </w:tr>
     </w:tbl>
+    <w:tbl>
+      <w:tblPr>
+        <w:tblW w:type="pct" w:w="100%"/>
+        <w:tblBorders>
+          <w:top w:val="none" w:color="FFFFFF" w:sz="0"/>
+          <w:left w:val="none" w:color="FFFFFF" w:sz="0"/>
+          <w:bottom w:val="single" w:color="C7D2DD" w:sz="4"/>
+          <w:right w:val="none" w:color="FFFFFF" w:sz="0"/>
+          <w:insideH w:val="none" w:color="FFFFFF" w:sz="0"/>
+          <w:insideV w:val="none" w:color="FFFFFF" w:sz="0"/>
+        </w:tblBorders>
+      </w:tblPr>
+      <w:tblGrid>
+        <w:gridCol w:w="1800"/>
+        <w:gridCol w:w="7560"/>
+      </w:tblGrid>
+      <w:tr>
+        <w:trPr>
+          <w:cantSplit/>
+        </w:trPr>
+        <w:tc>
+          <w:tcPr>
+            <w:tcW w:type="dxa" w:w="1800"/>
+            <w:tcMar>
+              <w:top w:type="dxa" w:w="100"/>
+              <w:left w:type="dxa" w:w="40"/>
+              <w:bottom w:type="dxa" w:w="100"/>
+              <w:right w:type="dxa" w:w="120"/>
+            </w:tcMar>
+            <w:vAlign w:val="center"/>
+          </w:tcPr>
+          <w:p>
+            <w:pPr>
+              <w:spacing w:after="0"/>
+              <w:jc w:val="center"/>
+            </w:pPr>
+            <w:r>
+              <w:drawing>
+                <wp:inline distT="0" distB="0" distL="0" distR="0">
+                  <wp:extent cx="1047750" cy="790575"/>
+                  <wp:effectExtent t="0" r="0" b="0" l="0"/>
+                  <wp:docPr id="1" name="" descr="" title=""/>
+                  <wp:cNvGraphicFramePr>
+                    <a:graphicFrameLocks xmlns:a="http://schemas.openxmlformats.org/drawingml/2006/main" noChangeAspect="1"/>
+                  </wp:cNvGraphicFramePr>
+                  <a:graphic xmlns:a="http://schemas.openxmlformats.org/drawingml/2006/main">
+                    <a:graphicData uri="http://schemas.openxmlformats.org/drawingml/2006/picture">
+                      <pic:pic xmlns:pic="http://schemas.openxmlformats.org/drawingml/2006/picture">
+                        <pic:nvPicPr>
+                          <pic:cNvPr id="0" name="" descr=""/>
+                          <pic:cNvPicPr>
+                            <a:picLocks noChangeAspect="1" noChangeArrowheads="1"/>
+                          </pic:cNvPicPr>
+                        </pic:nvPicPr>
+                        <pic:blipFill>
+                          <a:blip r:embed="rId15" cstate="none"/>
+                          <a:srcRect/>
+                          <a:stretch>
+                            <a:fillRect/>
+                          </a:stretch>
+                        </pic:blipFill>
+                        <pic:spPr bwMode="auto">
+                          <a:xfrm>
+                            <a:off x="0" y="0"/>
+                            <a:ext cx="1047750" cy="790575"/>
+                          </a:xfrm>
+                          <a:prstGeom prst="rect">
+                            <a:avLst/>
+                          </a:prstGeom>
+                        </pic:spPr>
+                      </pic:pic>
+                    </a:graphicData>
+                  </a:graphic>
+                </wp:inline>
+              </w:drawing>
+            </w:r>
+          </w:p>
+        </w:tc>
+        <w:tc>
+          <w:tcPr>
+            <w:tcW w:type="dxa" w:w="7560"/>
+            <w:tcMar>
+              <w:top w:type="dxa" w:w="100"/>
+              <w:left w:type="dxa" w:w="40"/>
+              <w:bottom w:type="dxa" w:w="100"/>
+              <w:right w:type="dxa" w:w="40"/>
+            </w:tcMar>
+            <w:vAlign w:val="center"/>
+          </w:tcPr>
+          <w:p>
+            <w:pPr>
+              <w:spacing w:after="50"/>
+            </w:pPr>
+            <w:r>
+              <w:rPr>
+                <w:b/>
+                <w:bCs/>
+                <w:color w:val="12355B"/>
+                <w:sz w:val="24"/>
+                <w:szCs w:val="24"/>
+              </w:rPr>
+              <w:t xml:space="preserve">Mixed number</w:t>
+            </w:r>
+            <w:r>
+              <w:rPr>
+                <w:i/>
+                <w:iCs/>
+                <w:color w:val="5F6F80"/>
+                <w:sz w:val="19"/>
+                <w:szCs w:val="19"/>
+              </w:rPr>
+              <w:t xml:space="preserve">   Número mixto</w:t>
+            </w:r>
+          </w:p>
+          <w:p>
+            <w:pPr>
+              <w:spacing w:after="40"/>
+            </w:pPr>
+            <w:r>
+              <w:rPr>
+                <w:sz w:val="21"/>
+                <w:szCs w:val="21"/>
+              </w:rPr>
+              <w:t xml:space="preserve">A whole number and a fraction written together, like 2 1/2. It must be rewritten as an improper fraction before dividing.</w:t>
+            </w:r>
+          </w:p>
+          <w:p>
+            <w:pPr>
+              <w:spacing w:after="0"/>
+            </w:pPr>
+            <w:r>
+              <w:rPr>
+                <w:b/>
+                <w:bCs/>
+                <w:color w:val="1FA6A2"/>
+                <w:sz w:val="18"/>
+                <w:szCs w:val="18"/>
+              </w:rPr>
+              <w:t xml:space="preserve">Example:  </w:t>
+            </w:r>
+            <w:r>
+              <w:rPr>
+                <w:i/>
+                <w:iCs/>
+                <w:color w:val="5F6F80"/>
+                <w:sz w:val="18"/>
+                <w:szCs w:val="18"/>
+              </w:rPr>
+              <w:t xml:space="preserve">2 1/2 = 5/2</w:t>
+            </w:r>
+          </w:p>
+        </w:tc>
+      </w:tr>
+    </w:tbl>
+    <w:tbl>
+      <w:tblPr>
+        <w:tblW w:type="pct" w:w="100%"/>
+        <w:tblBorders>
+          <w:top w:val="none" w:color="FFFFFF" w:sz="0"/>
+          <w:left w:val="none" w:color="FFFFFF" w:sz="0"/>
+          <w:bottom w:val="single" w:color="C7D2DD" w:sz="4"/>
+          <w:right w:val="none" w:color="FFFFFF" w:sz="0"/>
+          <w:insideH w:val="none" w:color="FFFFFF" w:sz="0"/>
+          <w:insideV w:val="none" w:color="FFFFFF" w:sz="0"/>
+        </w:tblBorders>
+      </w:tblPr>
+      <w:tblGrid>
+        <w:gridCol w:w="1800"/>
+        <w:gridCol w:w="7560"/>
+      </w:tblGrid>
+      <w:tr>
+        <w:trPr>
+          <w:cantSplit/>
+        </w:trPr>
+        <w:tc>
+          <w:tcPr>
+            <w:tcW w:type="dxa" w:w="1800"/>
+            <w:tcMar>
+              <w:top w:type="dxa" w:w="100"/>
+              <w:left w:type="dxa" w:w="40"/>
+              <w:bottom w:type="dxa" w:w="100"/>
+              <w:right w:type="dxa" w:w="120"/>
+            </w:tcMar>
+            <w:vAlign w:val="center"/>
+          </w:tcPr>
+          <w:p>
+            <w:pPr>
+              <w:spacing w:after="0"/>
+              <w:jc w:val="center"/>
+            </w:pPr>
+            <w:r>
+              <w:drawing>
+                <wp:inline distT="0" distB="0" distL="0" distR="0">
+                  <wp:extent cx="1047750" cy="790575"/>
+                  <wp:effectExtent t="0" r="0" b="0" l="0"/>
+                  <wp:docPr id="1" name="" descr="" title=""/>
+                  <wp:cNvGraphicFramePr>
+                    <a:graphicFrameLocks xmlns:a="http://schemas.openxmlformats.org/drawingml/2006/main" noChangeAspect="1"/>
+                  </wp:cNvGraphicFramePr>
+                  <a:graphic xmlns:a="http://schemas.openxmlformats.org/drawingml/2006/main">
+                    <a:graphicData uri="http://schemas.openxmlformats.org/drawingml/2006/picture">
+                      <pic:pic xmlns:pic="http://schemas.openxmlformats.org/drawingml/2006/picture">
+                        <pic:nvPicPr>
+                          <pic:cNvPr id="0" name="" descr=""/>
+                          <pic:cNvPicPr>
+                            <a:picLocks noChangeAspect="1" noChangeArrowheads="1"/>
+                          </pic:cNvPicPr>
+                        </pic:nvPicPr>
+                        <pic:blipFill>
+                          <a:blip r:embed="rId16" cstate="none"/>
+                          <a:srcRect/>
+                          <a:stretch>
+                            <a:fillRect/>
+                          </a:stretch>
+                        </pic:blipFill>
+                        <pic:spPr bwMode="auto">
+                          <a:xfrm>
+                            <a:off x="0" y="0"/>
+                            <a:ext cx="1047750" cy="790575"/>
+                          </a:xfrm>
+                          <a:prstGeom prst="rect">
+                            <a:avLst/>
+                          </a:prstGeom>
+                        </pic:spPr>
+                      </pic:pic>
+                    </a:graphicData>
+                  </a:graphic>
+                </wp:inline>
+              </w:drawing>
+            </w:r>
+          </w:p>
+        </w:tc>
+        <w:tc>
+          <w:tcPr>
+            <w:tcW w:type="dxa" w:w="7560"/>
+            <w:tcMar>
+              <w:top w:type="dxa" w:w="100"/>
+              <w:left w:type="dxa" w:w="40"/>
+              <w:bottom w:type="dxa" w:w="100"/>
+              <w:right w:type="dxa" w:w="40"/>
+            </w:tcMar>
+            <w:vAlign w:val="center"/>
+          </w:tcPr>
+          <w:p>
+            <w:pPr>
+              <w:spacing w:after="50"/>
+            </w:pPr>
+            <w:r>
+              <w:rPr>
+                <w:b/>
+                <w:bCs/>
+                <w:color w:val="12355B"/>
+                <w:sz w:val="24"/>
+                <w:szCs w:val="24"/>
+              </w:rPr>
+              <w:t xml:space="preserve">Improper fraction</w:t>
+            </w:r>
+            <w:r>
+              <w:rPr>
+                <w:i/>
+                <w:iCs/>
+                <w:color w:val="5F6F80"/>
+                <w:sz w:val="19"/>
+                <w:szCs w:val="19"/>
+              </w:rPr>
+              <w:t xml:space="preserve">   Fracción impropia</w:t>
+            </w:r>
+          </w:p>
+          <w:p>
+            <w:pPr>
+              <w:spacing w:after="40"/>
+            </w:pPr>
+            <w:r>
+              <w:rPr>
+                <w:sz w:val="21"/>
+                <w:szCs w:val="21"/>
+              </w:rPr>
+              <w:t xml:space="preserve">A fraction whose numerator is greater than or equal to its denominator, like 5/2.</w:t>
+            </w:r>
+          </w:p>
+          <w:p>
+            <w:pPr>
+              <w:spacing w:after="0"/>
+            </w:pPr>
+            <w:r>
+              <w:rPr>
+                <w:b/>
+                <w:bCs/>
+                <w:color w:val="1FA6A2"/>
+                <w:sz w:val="18"/>
+                <w:szCs w:val="18"/>
+              </w:rPr>
+              <w:t xml:space="preserve">Example:  </w:t>
+            </w:r>
+            <w:r>
+              <w:rPr>
+                <w:i/>
+                <w:iCs/>
+                <w:color w:val="5F6F80"/>
+                <w:sz w:val="18"/>
+                <w:szCs w:val="18"/>
+              </w:rPr>
+              <w:t xml:space="preserve">5/2 is the same amount as 2 1/2</w:t>
+            </w:r>
+          </w:p>
+        </w:tc>
+      </w:tr>
+    </w:tbl>
     <w:p>
       <w:pPr>
         <w:pStyle w:val="Heading1"/>
@@ -1260,7 +1568,7 @@
                 <w:sz w:val="21"/>
                 <w:szCs w:val="21"/>
               </w:rPr>
-              <w:t xml:space="preserve">Divide Fractions      •      Dividend      •      Divisor      •      Reciprocal      •      Quotient      •      Simplify</w:t>
+              <w:t xml:space="preserve">Divide Fractions      •      Dividend      •      Divisor      •      Reciprocal      •      Quotient      •      Simplify      •      Mixed number      •      Improper fraction</w:t>
             </w:r>
           </w:p>
         </w:tc>
@@ -1293,7 +1601,7 @@
           <w:sz w:val="22"/>
           <w:szCs w:val="22"/>
         </w:rPr>
-        <w:t xml:space="preserve">__________  —  Multiply the first fraction by the reciprocal of the second fraction.</w:t>
+        <w:t xml:space="preserve">Keep the first fraction, change ÷ to ×, and flip the ___.</w:t>
       </w:r>
     </w:p>
     <w:p>
@@ -1404,6 +1712,50 @@
           <w:szCs w:val="22"/>
         </w:rPr>
         <w:t xml:space="preserve">Writing a fraction in its smallest equal form, like 4/8 = 1/2, is to ___ it.</w:t>
+      </w:r>
+    </w:p>
+    <w:p>
+      <w:pPr>
+        <w:spacing w:after="120" w:before="80"/>
+      </w:pPr>
+      <w:r>
+        <w:rPr>
+          <w:b/>
+          <w:bCs/>
+          <w:color w:val="12355B"/>
+          <w:sz w:val="22"/>
+          <w:szCs w:val="22"/>
+        </w:rPr>
+        <w:t xml:space="preserve">7.  </w:t>
+      </w:r>
+      <w:r>
+        <w:rPr>
+          <w:sz w:val="22"/>
+          <w:szCs w:val="22"/>
+        </w:rPr>
+        <w:t xml:space="preserve">A whole number and a fraction written together is a ___ ___.</w:t>
+      </w:r>
+    </w:p>
+    <w:p>
+      <w:pPr>
+        <w:spacing w:after="120" w:before="80"/>
+      </w:pPr>
+      <w:r>
+        <w:rPr>
+          <w:b/>
+          <w:bCs/>
+          <w:color w:val="12355B"/>
+          <w:sz w:val="22"/>
+          <w:szCs w:val="22"/>
+        </w:rPr>
+        <w:t xml:space="preserve">8.  </w:t>
+      </w:r>
+      <w:r>
+        <w:rPr>
+          <w:sz w:val="22"/>
+          <w:szCs w:val="22"/>
+        </w:rPr>
+        <w:t xml:space="preserve">A fraction whose numerator is at least its denominator is an ___ ___.</w:t>
       </w:r>
     </w:p>
     <w:p>
@@ -1988,7 +2340,7 @@
                 <w:sz w:val="19"/>
                 <w:szCs w:val="19"/>
               </w:rPr>
-              <w:t xml:space="preserve">This evidence connects the definition of divide fractions to the mathematical claim.</w:t>
+              <w:t xml:space="preserve">This evidence connects the definition of mixed number to the mathematical claim.</w:t>
             </w:r>
           </w:p>
         </w:tc>
@@ -4014,7 +4366,7 @@
           <w:sz w:val="21"/>
           <w:szCs w:val="21"/>
         </w:rPr>
-        <w:t xml:space="preserve">What is 2/3 ÷ 1/3?</w:t>
+        <w:t xml:space="preserve">What is the first step in evaluating 2 1/2 ÷ 1/4?</w:t>
       </w:r>
     </w:p>
     <w:p>
@@ -4027,7 +4379,7 @@
           <w:sz w:val="20"/>
           <w:szCs w:val="20"/>
         </w:rPr>
-        <w:t xml:space="preserve">A)  2</w:t>
+        <w:t xml:space="preserve">A)  Rewrite 2 1/2 as the improper fraction 5/2</w:t>
       </w:r>
     </w:p>
     <w:p>
@@ -4040,7 +4392,7 @@
           <w:sz w:val="20"/>
           <w:szCs w:val="20"/>
         </w:rPr>
-        <w:t xml:space="preserve">B)  2/9</w:t>
+        <w:t xml:space="preserve">B)  Flip 2 1/2 to 1/2 2</w:t>
       </w:r>
     </w:p>
     <w:p>
@@ -4053,7 +4405,7 @@
           <w:sz w:val="20"/>
           <w:szCs w:val="20"/>
         </w:rPr>
-        <w:t xml:space="preserve">C)  1/2</w:t>
+        <w:t xml:space="preserve">C)  Divide 2 by 1/4 and ignore the half</w:t>
       </w:r>
     </w:p>
     <w:p>
@@ -4066,7 +4418,7 @@
           <w:sz w:val="20"/>
           <w:szCs w:val="20"/>
         </w:rPr>
-        <w:t xml:space="preserve">D)  6</w:t>
+        <w:t xml:space="preserve">D)  Add 2 + 1/2 + 1/4</w:t>
       </w:r>
     </w:p>
     <w:p>
@@ -4124,32 +4476,6 @@
     </w:tbl>
     <w:p>
       <w:pPr>
-        <w:pStyle w:val="Heading2"/>
-        <w:spacing w:after="80" w:before="180"/>
-      </w:pPr>
-      <w:r>
-        <w:rPr>
-          <w:b/>
-          <w:bCs/>
-          <w:color w:val="12355B"/>
-          <w:sz w:val="24"/>
-          <w:szCs w:val="24"/>
-        </w:rPr>
-        <w:t xml:space="preserve">On Level</w:t>
-      </w:r>
-      <w:r>
-        <w:rPr>
-          <w:i/>
-          <w:iCs/>
-          <w:color w:val="12355B"/>
-          <w:sz w:val="19"/>
-          <w:szCs w:val="19"/>
-        </w:rPr>
-        <w:t xml:space="preserve">   grade-level practice</w:t>
-      </w:r>
-    </w:p>
-    <w:p>
-      <w:pPr>
         <w:keepNext/>
         <w:spacing w:after="60" w:before="160"/>
       </w:pPr>
@@ -4170,7 +4496,7 @@
           <w:sz w:val="21"/>
           <w:szCs w:val="21"/>
         </w:rPr>
-        <w:t xml:space="preserve">A recipe needs 2/3 cup of sugar. You only have a 1/6-cup scoop. How many scoops do you need?</w:t>
+        <w:t xml:space="preserve">What is 2/3 ÷ 1/3?</w:t>
       </w:r>
     </w:p>
     <w:p>
@@ -4183,7 +4509,7 @@
           <w:sz w:val="20"/>
           <w:szCs w:val="20"/>
         </w:rPr>
-        <w:t xml:space="preserve">A)  4 scoops</w:t>
+        <w:t xml:space="preserve">A)  2</w:t>
       </w:r>
     </w:p>
     <w:p>
@@ -4196,7 +4522,7 @@
           <w:sz w:val="20"/>
           <w:szCs w:val="20"/>
         </w:rPr>
-        <w:t xml:space="preserve">B)  3 scoops</w:t>
+        <w:t xml:space="preserve">B)  2/9</w:t>
       </w:r>
     </w:p>
     <w:p>
@@ -4209,7 +4535,7 @@
           <w:sz w:val="20"/>
           <w:szCs w:val="20"/>
         </w:rPr>
-        <w:t xml:space="preserve">C)  6 scoops</w:t>
+        <w:t xml:space="preserve">C)  1/2</w:t>
       </w:r>
     </w:p>
     <w:p>
@@ -4222,7 +4548,7 @@
           <w:sz w:val="20"/>
           <w:szCs w:val="20"/>
         </w:rPr>
-        <w:t xml:space="preserve">D)  2 scoops</w:t>
+        <w:t xml:space="preserve">D)  6</w:t>
       </w:r>
     </w:p>
     <w:p>
@@ -4280,6 +4606,162 @@
     </w:tbl>
     <w:p>
       <w:pPr>
+        <w:pStyle w:val="Heading2"/>
+        <w:spacing w:after="80" w:before="180"/>
+      </w:pPr>
+      <w:r>
+        <w:rPr>
+          <w:b/>
+          <w:bCs/>
+          <w:color w:val="12355B"/>
+          <w:sz w:val="24"/>
+          <w:szCs w:val="24"/>
+        </w:rPr>
+        <w:t xml:space="preserve">On Level</w:t>
+      </w:r>
+      <w:r>
+        <w:rPr>
+          <w:i/>
+          <w:iCs/>
+          <w:color w:val="12355B"/>
+          <w:sz w:val="19"/>
+          <w:szCs w:val="19"/>
+        </w:rPr>
+        <w:t xml:space="preserve">   grade-level practice</w:t>
+      </w:r>
+    </w:p>
+    <w:p>
+      <w:pPr>
+        <w:keepNext/>
+        <w:spacing w:after="60" w:before="160"/>
+      </w:pPr>
+      <w:r>
+        <w:rPr>
+          <w:b/>
+          <w:bCs/>
+          <w:color w:val="12355B"/>
+          <w:sz w:val="22"/>
+          <w:szCs w:val="22"/>
+        </w:rPr>
+        <w:t xml:space="preserve">4.  </w:t>
+      </w:r>
+      <w:r>
+        <w:rPr>
+          <w:b/>
+          <w:bCs/>
+          <w:sz w:val="21"/>
+          <w:szCs w:val="21"/>
+        </w:rPr>
+        <w:t xml:space="preserve">A recipe needs 2/3 cup of sugar. You only have a 1/6-cup scoop. How many scoops do you need?</w:t>
+      </w:r>
+    </w:p>
+    <w:p>
+      <w:pPr>
+        <w:spacing w:after="40"/>
+        <w:ind w:left="420"/>
+      </w:pPr>
+      <w:r>
+        <w:rPr>
+          <w:sz w:val="20"/>
+          <w:szCs w:val="20"/>
+        </w:rPr>
+        <w:t xml:space="preserve">A)  4 scoops</w:t>
+      </w:r>
+    </w:p>
+    <w:p>
+      <w:pPr>
+        <w:spacing w:after="40"/>
+        <w:ind w:left="420"/>
+      </w:pPr>
+      <w:r>
+        <w:rPr>
+          <w:sz w:val="20"/>
+          <w:szCs w:val="20"/>
+        </w:rPr>
+        <w:t xml:space="preserve">B)  3 scoops</w:t>
+      </w:r>
+    </w:p>
+    <w:p>
+      <w:pPr>
+        <w:spacing w:after="40"/>
+        <w:ind w:left="420"/>
+      </w:pPr>
+      <w:r>
+        <w:rPr>
+          <w:sz w:val="20"/>
+          <w:szCs w:val="20"/>
+        </w:rPr>
+        <w:t xml:space="preserve">C)  6 scoops</w:t>
+      </w:r>
+    </w:p>
+    <w:p>
+      <w:pPr>
+        <w:spacing w:after="40"/>
+        <w:ind w:left="420"/>
+      </w:pPr>
+      <w:r>
+        <w:rPr>
+          <w:sz w:val="20"/>
+          <w:szCs w:val="20"/>
+        </w:rPr>
+        <w:t xml:space="preserve">D)  2 scoops</w:t>
+      </w:r>
+    </w:p>
+    <w:p>
+      <w:pPr>
+        <w:spacing w:after="20"/>
+      </w:pPr>
+      <w:r>
+        <w:t xml:space="preserve"/>
+      </w:r>
+    </w:p>
+    <w:tbl>
+      <w:tblPr>
+        <w:tblW w:type="pct" w:w="100%"/>
+        <w:tblBorders>
+          <w:top w:val="single" w:color="C7D2DD" w:sz="6"/>
+          <w:left w:val="single" w:color="C7D2DD" w:sz="6"/>
+          <w:bottom w:val="single" w:color="C7D2DD" w:sz="6"/>
+          <w:right w:val="single" w:color="C7D2DD" w:sz="6"/>
+          <w:insideH w:val="single" w:color="auto" w:sz="4"/>
+          <w:insideV w:val="single" w:color="auto" w:sz="4"/>
+        </w:tblBorders>
+      </w:tblPr>
+      <w:tblGrid>
+        <w:gridCol w:w="100"/>
+      </w:tblGrid>
+      <w:tr>
+        <w:tc>
+          <w:tcPr>
+            <w:shd w:fill="FBF3E2" w:color="auto" w:val="clear"/>
+            <w:tcMar>
+              <w:top w:type="dxa" w:w="60"/>
+              <w:left w:type="dxa" w:w="120"/>
+              <w:bottom w:type="dxa" w:w="60"/>
+              <w:right w:type="dxa" w:w="120"/>
+            </w:tcMar>
+          </w:tcPr>
+          <w:p>
+            <w:pPr>
+              <w:spacing w:after="0" w:line="320"/>
+            </w:pPr>
+            <w:r>
+              <w:t xml:space="preserve"/>
+            </w:r>
+          </w:p>
+          <w:p>
+            <w:pPr>
+              <w:spacing w:after="0" w:line="320"/>
+            </w:pPr>
+            <w:r>
+              <w:t xml:space="preserve"/>
+            </w:r>
+          </w:p>
+        </w:tc>
+      </w:tr>
+    </w:tbl>
+    <w:p>
+      <w:pPr>
         <w:pStyle w:val="Heading1"/>
         <w:pageBreakBefore/>
         <w:pBdr>
@@ -4574,6 +5056,48 @@
     </w:p>
     <w:p>
       <w:pPr>
+        <w:spacing w:after="80"/>
+      </w:pPr>
+      <w:r>
+        <w:rPr>
+          <w:b/>
+          <w:bCs/>
+          <w:sz w:val="21"/>
+          <w:szCs w:val="21"/>
+        </w:rPr>
+        <w:t xml:space="preserve">Notes 7:  </w:t>
+      </w:r>
+      <w:r>
+        <w:rPr>
+          <w:sz w:val="21"/>
+          <w:szCs w:val="21"/>
+        </w:rPr>
+        <w:t xml:space="preserve">Mixed number</w:t>
+      </w:r>
+    </w:p>
+    <w:p>
+      <w:pPr>
+        <w:spacing w:after="80"/>
+      </w:pPr>
+      <w:r>
+        <w:rPr>
+          <w:b/>
+          <w:bCs/>
+          <w:sz w:val="21"/>
+          <w:szCs w:val="21"/>
+        </w:rPr>
+        <w:t xml:space="preserve">Notes 8:  </w:t>
+      </w:r>
+      <w:r>
+        <w:rPr>
+          <w:sz w:val="21"/>
+          <w:szCs w:val="21"/>
+        </w:rPr>
+        <w:t xml:space="preserve">Improper fraction</w:t>
+      </w:r>
+    </w:p>
+    <w:p>
+      <w:pPr>
         <w:pStyle w:val="Heading2"/>
         <w:spacing w:after="80" w:before="180"/>
       </w:pPr>
@@ -4736,7 +5260,7 @@
           <w:sz w:val="21"/>
           <w:szCs w:val="21"/>
         </w:rPr>
-        <w:t xml:space="preserve">A)  2</w:t>
+        <w:t xml:space="preserve">A)  Rewrite 2 1/2 as the improper fraction 5/2</w:t>
       </w:r>
       <w:r>
         <w:rPr>
@@ -4746,6 +5270,37 @@
           <w:sz w:val="19"/>
           <w:szCs w:val="19"/>
         </w:rPr>
+        <w:t xml:space="preserve">  — A mixed number cannot be flipped or multiplied as it stands, so rewrite it first: 2 1/2 = 5/2. Then Keep, Change, Flip gives 5/2 × 4/1 = 10.</w:t>
+      </w:r>
+    </w:p>
+    <w:p>
+      <w:pPr>
+        <w:spacing w:after="80"/>
+      </w:pPr>
+      <w:r>
+        <w:rPr>
+          <w:b/>
+          <w:bCs/>
+          <w:sz w:val="21"/>
+          <w:szCs w:val="21"/>
+        </w:rPr>
+        <w:t xml:space="preserve">3.  </w:t>
+      </w:r>
+      <w:r>
+        <w:rPr>
+          <w:sz w:val="21"/>
+          <w:szCs w:val="21"/>
+        </w:rPr>
+        <w:t xml:space="preserve">A)  2</w:t>
+      </w:r>
+      <w:r>
+        <w:rPr>
+          <w:i/>
+          <w:iCs/>
+          <w:color w:val="5F6F80"/>
+          <w:sz w:val="19"/>
+          <w:szCs w:val="19"/>
+        </w:rPr>
         <w:t xml:space="preserve">  — 2/3 ÷ 1/3 = 2/3 × 3/1 = 6/3 = 2. Two 1/3-size pieces fit into 2/3.</w:t>
       </w:r>
     </w:p>
@@ -4776,7 +5331,7 @@
           <w:sz w:val="21"/>
           <w:szCs w:val="21"/>
         </w:rPr>
-        <w:t xml:space="preserve">3.  </w:t>
+        <w:t xml:space="preserve">4.  </w:t>
       </w:r>
       <w:r>
         <w:rPr>

--- a/lessons/6-2/downloads/6-2-notes-teacher.docx
+++ b/lessons/6-2/downloads/6-2-notes-teacher.docx
@@ -219,10 +219,12 @@
     <w:p>
       <w:pPr>
         <w:pStyle w:val="Heading1"/>
+        <w:keepNext/>
+        <w:keepLines/>
         <w:pBdr>
           <w:bottom w:val="single" w:color="1FA6A2" w:sz="14" w:space="6"/>
         </w:pBdr>
-        <w:spacing w:after="140" w:before="260"/>
+        <w:spacing w:after="140" w:before="300"/>
       </w:pPr>
       <w:r>
         <w:rPr>
@@ -1485,10 +1487,12 @@
     <w:p>
       <w:pPr>
         <w:pStyle w:val="Heading1"/>
+        <w:keepNext/>
+        <w:keepLines/>
         <w:pBdr>
           <w:bottom w:val="single" w:color="1FA6A2" w:sz="14" w:space="6"/>
         </w:pBdr>
-        <w:spacing w:after="140" w:before="260"/>
+        <w:spacing w:after="140" w:before="300"/>
       </w:pPr>
       <w:r>
         <w:rPr>
@@ -1584,7 +1588,8 @@
     </w:p>
     <w:p>
       <w:pPr>
-        <w:spacing w:after="120" w:before="80"/>
+        <w:keepLines/>
+        <w:spacing w:after="260" w:before="200"/>
       </w:pPr>
       <w:r>
         <w:rPr>
@@ -1601,34 +1606,27 @@
           <w:sz w:val="22"/>
           <w:szCs w:val="22"/>
         </w:rPr>
-        <w:t xml:space="preserve">Keep the first fraction, change ÷ to ×, and flip the ___.</w:t>
-      </w:r>
-    </w:p>
-    <w:p>
-      <w:pPr>
-        <w:spacing w:after="120" w:before="80"/>
-      </w:pPr>
-      <w:r>
-        <w:rPr>
-          <w:b/>
-          <w:bCs/>
-          <w:color w:val="12355B"/>
+        <w:t xml:space="preserve">Keep the first fraction, change ÷ to ×, and flip the </w:t>
+      </w:r>
+      <w:r>
+        <w:rPr>
           <w:sz w:val="22"/>
           <w:szCs w:val="22"/>
         </w:rPr>
-        <w:t xml:space="preserve">2.  </w:t>
+        <w:t xml:space="preserve">________________</w:t>
       </w:r>
       <w:r>
         <w:rPr>
           <w:sz w:val="22"/>
           <w:szCs w:val="22"/>
         </w:rPr>
-        <w:t xml:space="preserve">In 3/4 ÷ 1/2, the fraction 3/4 being divided is the ___.</w:t>
-      </w:r>
-    </w:p>
-    <w:p>
-      <w:pPr>
-        <w:spacing w:after="120" w:before="80"/>
+        <w:t xml:space="preserve">.</w:t>
+      </w:r>
+    </w:p>
+    <w:p>
+      <w:pPr>
+        <w:keepLines/>
+        <w:spacing w:after="260" w:before="200"/>
       </w:pPr>
       <w:r>
         <w:rPr>
@@ -1638,41 +1636,34 @@
           <w:sz w:val="22"/>
           <w:szCs w:val="22"/>
         </w:rPr>
-        <w:t xml:space="preserve">3.  </w:t>
+        <w:t xml:space="preserve">2.  </w:t>
       </w:r>
       <w:r>
         <w:rPr>
           <w:sz w:val="22"/>
           <w:szCs w:val="22"/>
         </w:rPr>
-        <w:t xml:space="preserve">In 3/4 ÷ 1/2, the fraction 1/2 we divide by is the ___.</w:t>
-      </w:r>
-    </w:p>
-    <w:p>
-      <w:pPr>
-        <w:spacing w:after="120" w:before="80"/>
-      </w:pPr>
-      <w:r>
-        <w:rPr>
-          <w:b/>
-          <w:bCs/>
-          <w:color w:val="12355B"/>
+        <w:t xml:space="preserve">In 3/4 ÷ 1/2, the fraction 3/4 being divided is the </w:t>
+      </w:r>
+      <w:r>
+        <w:rPr>
           <w:sz w:val="22"/>
           <w:szCs w:val="22"/>
         </w:rPr>
-        <w:t xml:space="preserve">4.  </w:t>
+        <w:t xml:space="preserve">________________</w:t>
       </w:r>
       <w:r>
         <w:rPr>
           <w:sz w:val="22"/>
           <w:szCs w:val="22"/>
         </w:rPr>
-        <w:t xml:space="preserve">To divide by 1/2, I multiply by its ___, which is 2.</w:t>
-      </w:r>
-    </w:p>
-    <w:p>
-      <w:pPr>
-        <w:spacing w:after="120" w:before="80"/>
+        <w:t xml:space="preserve">.</w:t>
+      </w:r>
+    </w:p>
+    <w:p>
+      <w:pPr>
+        <w:keepLines/>
+        <w:spacing w:after="260" w:before="200"/>
       </w:pPr>
       <w:r>
         <w:rPr>
@@ -1682,41 +1673,34 @@
           <w:sz w:val="22"/>
           <w:szCs w:val="22"/>
         </w:rPr>
-        <w:t xml:space="preserve">5.  </w:t>
+        <w:t xml:space="preserve">3.  </w:t>
       </w:r>
       <w:r>
         <w:rPr>
           <w:sz w:val="22"/>
           <w:szCs w:val="22"/>
         </w:rPr>
-        <w:t xml:space="preserve">The answer to a division problem is the ___.</w:t>
-      </w:r>
-    </w:p>
-    <w:p>
-      <w:pPr>
-        <w:spacing w:after="120" w:before="80"/>
-      </w:pPr>
-      <w:r>
-        <w:rPr>
-          <w:b/>
-          <w:bCs/>
-          <w:color w:val="12355B"/>
+        <w:t xml:space="preserve">In 3/4 ÷ 1/2, the fraction 1/2 we divide by is the </w:t>
+      </w:r>
+      <w:r>
+        <w:rPr>
           <w:sz w:val="22"/>
           <w:szCs w:val="22"/>
         </w:rPr>
-        <w:t xml:space="preserve">6.  </w:t>
+        <w:t xml:space="preserve">________________</w:t>
       </w:r>
       <w:r>
         <w:rPr>
           <w:sz w:val="22"/>
           <w:szCs w:val="22"/>
         </w:rPr>
-        <w:t xml:space="preserve">Writing a fraction in its smallest equal form, like 4/8 = 1/2, is to ___ it.</w:t>
-      </w:r>
-    </w:p>
-    <w:p>
-      <w:pPr>
-        <w:spacing w:after="120" w:before="80"/>
+        <w:t xml:space="preserve">.</w:t>
+      </w:r>
+    </w:p>
+    <w:p>
+      <w:pPr>
+        <w:keepLines/>
+        <w:spacing w:after="260" w:before="200"/>
       </w:pPr>
       <w:r>
         <w:rPr>
@@ -1726,46 +1710,215 @@
           <w:sz w:val="22"/>
           <w:szCs w:val="22"/>
         </w:rPr>
-        <w:t xml:space="preserve">7.  </w:t>
+        <w:t xml:space="preserve">4.  </w:t>
       </w:r>
       <w:r>
         <w:rPr>
           <w:sz w:val="22"/>
           <w:szCs w:val="22"/>
         </w:rPr>
-        <w:t xml:space="preserve">A whole number and a fraction written together is a ___ ___.</w:t>
-      </w:r>
-    </w:p>
-    <w:p>
-      <w:pPr>
-        <w:spacing w:after="120" w:before="80"/>
-      </w:pPr>
-      <w:r>
-        <w:rPr>
-          <w:b/>
-          <w:bCs/>
-          <w:color w:val="12355B"/>
+        <w:t xml:space="preserve">To divide by 1/2, I multiply by its </w:t>
+      </w:r>
+      <w:r>
+        <w:rPr>
           <w:sz w:val="22"/>
           <w:szCs w:val="22"/>
         </w:rPr>
-        <w:t xml:space="preserve">8.  </w:t>
+        <w:t xml:space="preserve">________________</w:t>
       </w:r>
       <w:r>
         <w:rPr>
           <w:sz w:val="22"/>
           <w:szCs w:val="22"/>
         </w:rPr>
-        <w:t xml:space="preserve">A fraction whose numerator is at least its denominator is an ___ ___.</w:t>
+        <w:t xml:space="preserve">, which is 2.</w:t>
+      </w:r>
+    </w:p>
+    <w:p>
+      <w:pPr>
+        <w:keepLines/>
+        <w:spacing w:after="260" w:before="200"/>
+      </w:pPr>
+      <w:r>
+        <w:rPr>
+          <w:b/>
+          <w:bCs/>
+          <w:color w:val="12355B"/>
+          <w:sz w:val="22"/>
+          <w:szCs w:val="22"/>
+        </w:rPr>
+        <w:t xml:space="preserve">5.  </w:t>
+      </w:r>
+      <w:r>
+        <w:rPr>
+          <w:sz w:val="22"/>
+          <w:szCs w:val="22"/>
+        </w:rPr>
+        <w:t xml:space="preserve">The answer to a division problem is the </w:t>
+      </w:r>
+      <w:r>
+        <w:rPr>
+          <w:sz w:val="22"/>
+          <w:szCs w:val="22"/>
+        </w:rPr>
+        <w:t xml:space="preserve">________________</w:t>
+      </w:r>
+      <w:r>
+        <w:rPr>
+          <w:sz w:val="22"/>
+          <w:szCs w:val="22"/>
+        </w:rPr>
+        <w:t xml:space="preserve">.</w:t>
+      </w:r>
+    </w:p>
+    <w:p>
+      <w:pPr>
+        <w:keepLines/>
+        <w:spacing w:after="260" w:before="200"/>
+      </w:pPr>
+      <w:r>
+        <w:rPr>
+          <w:b/>
+          <w:bCs/>
+          <w:color w:val="12355B"/>
+          <w:sz w:val="22"/>
+          <w:szCs w:val="22"/>
+        </w:rPr>
+        <w:t xml:space="preserve">6.  </w:t>
+      </w:r>
+      <w:r>
+        <w:rPr>
+          <w:sz w:val="22"/>
+          <w:szCs w:val="22"/>
+        </w:rPr>
+        <w:t xml:space="preserve">Writing a fraction in its smallest equal form, like 4/8 = 1/2, is to </w:t>
+      </w:r>
+      <w:r>
+        <w:rPr>
+          <w:sz w:val="22"/>
+          <w:szCs w:val="22"/>
+        </w:rPr>
+        <w:t xml:space="preserve">________________</w:t>
+      </w:r>
+      <w:r>
+        <w:rPr>
+          <w:sz w:val="22"/>
+          <w:szCs w:val="22"/>
+        </w:rPr>
+        <w:t xml:space="preserve"> it.</w:t>
+      </w:r>
+    </w:p>
+    <w:p>
+      <w:pPr>
+        <w:keepLines/>
+        <w:spacing w:after="260" w:before="200"/>
+      </w:pPr>
+      <w:r>
+        <w:rPr>
+          <w:b/>
+          <w:bCs/>
+          <w:color w:val="12355B"/>
+          <w:sz w:val="22"/>
+          <w:szCs w:val="22"/>
+        </w:rPr>
+        <w:t xml:space="preserve">7.  </w:t>
+      </w:r>
+      <w:r>
+        <w:rPr>
+          <w:sz w:val="22"/>
+          <w:szCs w:val="22"/>
+        </w:rPr>
+        <w:t xml:space="preserve">A whole number and a fraction written together is a </w:t>
+      </w:r>
+      <w:r>
+        <w:rPr>
+          <w:sz w:val="22"/>
+          <w:szCs w:val="22"/>
+        </w:rPr>
+        <w:t xml:space="preserve">________________</w:t>
+      </w:r>
+      <w:r>
+        <w:rPr>
+          <w:sz w:val="22"/>
+          <w:szCs w:val="22"/>
+        </w:rPr>
+        <w:t xml:space="preserve"> </w:t>
+      </w:r>
+      <w:r>
+        <w:rPr>
+          <w:sz w:val="22"/>
+          <w:szCs w:val="22"/>
+        </w:rPr>
+        <w:t xml:space="preserve">________________</w:t>
+      </w:r>
+      <w:r>
+        <w:rPr>
+          <w:sz w:val="22"/>
+          <w:szCs w:val="22"/>
+        </w:rPr>
+        <w:t xml:space="preserve">.</w:t>
+      </w:r>
+    </w:p>
+    <w:p>
+      <w:pPr>
+        <w:keepLines/>
+        <w:spacing w:after="260" w:before="200"/>
+      </w:pPr>
+      <w:r>
+        <w:rPr>
+          <w:b/>
+          <w:bCs/>
+          <w:color w:val="12355B"/>
+          <w:sz w:val="22"/>
+          <w:szCs w:val="22"/>
+        </w:rPr>
+        <w:t xml:space="preserve">8.  </w:t>
+      </w:r>
+      <w:r>
+        <w:rPr>
+          <w:sz w:val="22"/>
+          <w:szCs w:val="22"/>
+        </w:rPr>
+        <w:t xml:space="preserve">A fraction whose numerator is at least its denominator is an </w:t>
+      </w:r>
+      <w:r>
+        <w:rPr>
+          <w:sz w:val="22"/>
+          <w:szCs w:val="22"/>
+        </w:rPr>
+        <w:t xml:space="preserve">________________</w:t>
+      </w:r>
+      <w:r>
+        <w:rPr>
+          <w:sz w:val="22"/>
+          <w:szCs w:val="22"/>
+        </w:rPr>
+        <w:t xml:space="preserve"> </w:t>
+      </w:r>
+      <w:r>
+        <w:rPr>
+          <w:sz w:val="22"/>
+          <w:szCs w:val="22"/>
+        </w:rPr>
+        <w:t xml:space="preserve">________________</w:t>
+      </w:r>
+      <w:r>
+        <w:rPr>
+          <w:sz w:val="22"/>
+          <w:szCs w:val="22"/>
+        </w:rPr>
+        <w:t xml:space="preserve">.</w:t>
       </w:r>
     </w:p>
     <w:p>
       <w:pPr>
         <w:pStyle w:val="Heading1"/>
-        <w:pageBreakBefore/>
+        <w:keepNext/>
+        <w:keepLines/>
         <w:pBdr>
           <w:bottom w:val="single" w:color="1FA6A2" w:sz="14" w:space="6"/>
         </w:pBdr>
-        <w:spacing w:after="140" w:before="0"/>
+        <w:spacing w:after="140" w:before="300"/>
       </w:pPr>
       <w:r>
         <w:rPr>
@@ -3046,11 +3199,12 @@
     <w:p>
       <w:pPr>
         <w:pStyle w:val="Heading1"/>
-        <w:pageBreakBefore/>
+        <w:keepNext/>
+        <w:keepLines/>
         <w:pBdr>
           <w:bottom w:val="single" w:color="1FA6A2" w:sz="14" w:space="6"/>
         </w:pBdr>
-        <w:spacing w:after="140" w:before="0"/>
+        <w:spacing w:after="140" w:before="300"/>
       </w:pPr>
       <w:r>
         <w:rPr>
@@ -3405,11 +3559,12 @@
     <w:p>
       <w:pPr>
         <w:pStyle w:val="Heading1"/>
-        <w:pageBreakBefore/>
+        <w:keepNext/>
+        <w:keepLines/>
         <w:pBdr>
           <w:bottom w:val="single" w:color="1FA6A2" w:sz="14" w:space="6"/>
         </w:pBdr>
-        <w:spacing w:after="140" w:before="0"/>
+        <w:spacing w:after="140" w:before="300"/>
       </w:pPr>
       <w:r>
         <w:rPr>
@@ -4130,11 +4285,12 @@
     <w:p>
       <w:pPr>
         <w:pStyle w:val="Heading1"/>
-        <w:pageBreakBefore/>
+        <w:keepNext/>
+        <w:keepLines/>
         <w:pBdr>
           <w:bottom w:val="single" w:color="1FA6A2" w:sz="14" w:space="6"/>
         </w:pBdr>
-        <w:spacing w:after="140" w:before="0"/>
+        <w:spacing w:after="140" w:before="300"/>
       </w:pPr>
       <w:r>
         <w:rPr>
@@ -4763,11 +4919,12 @@
     <w:p>
       <w:pPr>
         <w:pStyle w:val="Heading1"/>
-        <w:pageBreakBefore/>
+        <w:keepNext/>
+        <w:keepLines/>
         <w:pBdr>
           <w:bottom w:val="single" w:color="1FA6A2" w:sz="14" w:space="6"/>
         </w:pBdr>
-        <w:spacing w:after="140" w:before="0"/>
+        <w:spacing w:after="140" w:before="300"/>
       </w:pPr>
       <w:r>
         <w:rPr>
@@ -4880,6 +5037,8 @@
     <w:p>
       <w:pPr>
         <w:pStyle w:val="Heading1"/>
+        <w:keepNext/>
+        <w:keepLines/>
         <w:pageBreakBefore/>
         <w:pBdr>
           <w:bottom w:val="single" w:color="1FA6A2" w:sz="14" w:space="6"/>

--- a/lessons/6-2/downloads/6-2-notes-teacher.docx
+++ b/lessons/6-2/downloads/6-2-notes-teacher.docx
@@ -529,7 +529,7 @@
                 <w:sz w:val="21"/>
                 <w:szCs w:val="21"/>
               </w:rPr>
-              <w:t xml:space="preserve">The number you are splitting up in a division problem.</w:t>
+              <w:t xml:space="preserve">The total number being divided into equal groups (the number inside the division bracket).</w:t>
             </w:r>
           </w:p>
           <w:p>
@@ -683,7 +683,7 @@
                 <w:sz w:val="21"/>
                 <w:szCs w:val="21"/>
               </w:rPr>
-              <w:t xml:space="preserve">The number you split by in a division problem.</w:t>
+              <w:t xml:space="preserve">The number of equal groups you are dividing into (the number outside the division bracket).</w:t>
             </w:r>
           </w:p>
           <w:p>
@@ -1145,7 +1145,7 @@
                 <w:sz w:val="21"/>
                 <w:szCs w:val="21"/>
               </w:rPr>
-              <w:t xml:space="preserve">To make a fraction smaller using the same parts, like 2/4 = 1/2.</w:t>
+              <w:t xml:space="preserve">To write a fraction with smaller numbers that names the same amount, like 2/4 = 1/2.</w:t>
             </w:r>
           </w:p>
           <w:p>
@@ -1791,7 +1791,7 @@
           <w:sz w:val="22"/>
           <w:szCs w:val="22"/>
         </w:rPr>
-        <w:t xml:space="preserve">Writing a fraction in its smallest equal form, like 4/8 = 1/2, is to </w:t>
+        <w:t xml:space="preserve">Writing a fraction with smaller numbers that names the same amount, like 4/8 = 1/2, is to </w:t>
       </w:r>
       <w:r>
         <w:rPr>
@@ -1929,47 +1929,6 @@
           <w:szCs w:val="30"/>
         </w:rPr>
         <w:t xml:space="preserve">Write About the Math</w:t>
-      </w:r>
-    </w:p>
-    <w:p>
-      <w:pPr>
-        <w:spacing w:after="100"/>
-      </w:pPr>
-      <w:r>
-        <w:rPr>
-          <w:i/>
-          <w:iCs/>
-          <w:color w:val="5F6F80"/>
-          <w:sz w:val="19"/>
-          <w:szCs w:val="19"/>
-        </w:rPr>
-        <w:t xml:space="preserve">Use the support level you need. Every level answers the same math question.</w:t>
-      </w:r>
-    </w:p>
-    <w:p>
-      <w:pPr>
-        <w:pStyle w:val="Heading2"/>
-        <w:spacing w:after="80" w:before="180"/>
-      </w:pPr>
-      <w:r>
-        <w:rPr>
-          <w:b/>
-          <w:bCs/>
-          <w:color w:val="12355B"/>
-          <w:sz w:val="24"/>
-          <w:szCs w:val="24"/>
-        </w:rPr>
-        <w:t xml:space="preserve">1. Understand the Question</w:t>
-      </w:r>
-      <w:r>
-        <w:rPr>
-          <w:i/>
-          <w:iCs/>
-          <w:color w:val="B97A12"/>
-          <w:sz w:val="19"/>
-          <w:szCs w:val="19"/>
-        </w:rPr>
-        <w:t xml:space="preserve">   explain</w:t>
       </w:r>
     </w:p>
     <w:tbl>
@@ -2010,344 +1969,6 @@
               </w:rPr>
               <w:t xml:space="preserve">How does dividing fractions help the carpenter?</w:t>
             </w:r>
-          </w:p>
-          <w:p>
-            <w:pPr>
-              <w:spacing w:after="0"/>
-            </w:pPr>
-            <w:r>
-              <w:rPr>
-                <w:b/>
-                <w:bCs/>
-                <w:color w:val="12355B"/>
-                <w:sz w:val="20"/>
-                <w:szCs w:val="20"/>
-              </w:rPr>
-              <w:t xml:space="preserve">Your job:  </w:t>
-            </w:r>
-            <w:r>
-              <w:rPr>
-                <w:sz w:val="20"/>
-                <w:szCs w:val="20"/>
-              </w:rPr>
-              <w:t xml:space="preserve">Answer the question. Use math evidence. Explain how the evidence proves your answer.</w:t>
-            </w:r>
-            <w:r>
-              <w:rPr>
-                <w:i/>
-                <w:iCs/>
-                <w:color w:val="5F6F80"/>
-                <w:sz w:val="18"/>
-                <w:szCs w:val="18"/>
-              </w:rPr>
-              <w:br/>
-              <w:t xml:space="preserve">Responde la pregunta. Usa evidencia matemática. Explica cómo la evidencia demuestra tu respuesta.</w:t>
-            </w:r>
-          </w:p>
-        </w:tc>
-      </w:tr>
-    </w:tbl>
-    <w:p>
-      <w:pPr>
-        <w:pStyle w:val="Heading2"/>
-        <w:spacing w:after="80" w:before="180"/>
-      </w:pPr>
-      <w:r>
-        <w:rPr>
-          <w:b/>
-          <w:bCs/>
-          <w:color w:val="12355B"/>
-          <w:sz w:val="24"/>
-          <w:szCs w:val="24"/>
-        </w:rPr>
-        <w:t xml:space="preserve">2. Plan Your Math Words</w:t>
-      </w:r>
-      <w:r>
-        <w:rPr>
-          <w:i/>
-          <w:iCs/>
-          <w:color w:val="1FA6A2"/>
-          <w:sz w:val="19"/>
-          <w:szCs w:val="19"/>
-        </w:rPr>
-        <w:t xml:space="preserve">   check at least two</w:t>
-      </w:r>
-    </w:p>
-    <w:p>
-      <w:pPr>
-        <w:spacing w:after="60"/>
-      </w:pPr>
-      <w:r>
-        <w:rPr>
-          <w:b/>
-          <w:bCs/>
-          <w:color w:val="1FA6A2"/>
-          <w:sz w:val="22"/>
-          <w:szCs w:val="22"/>
-        </w:rPr>
-        <w:t xml:space="preserve">☐  </w:t>
-      </w:r>
-      <w:r>
-        <w:rPr>
-          <w:b/>
-          <w:bCs/>
-          <w:color w:val="12355B"/>
-          <w:sz w:val="20"/>
-          <w:szCs w:val="20"/>
-        </w:rPr>
-        <w:t xml:space="preserve">Divide Fractions — </w:t>
-      </w:r>
-      <w:r>
-        <w:rPr>
-          <w:sz w:val="20"/>
-          <w:szCs w:val="20"/>
-        </w:rPr>
-        <w:t xml:space="preserve">Multiply the first fraction by the reciprocal of the second fraction.</w:t>
-      </w:r>
-      <w:r>
-        <w:rPr>
-          <w:i/>
-          <w:iCs/>
-          <w:color w:val="5F6F80"/>
-          <w:sz w:val="18"/>
-          <w:szCs w:val="18"/>
-        </w:rPr>
-        <w:br/>
-        <w:t xml:space="preserve">Dividir fracciones — Multiplicar la primera fracción por el recíproco de la segunda fracción.</w:t>
-      </w:r>
-    </w:p>
-    <w:p>
-      <w:pPr>
-        <w:spacing w:after="60"/>
-      </w:pPr>
-      <w:r>
-        <w:rPr>
-          <w:b/>
-          <w:bCs/>
-          <w:color w:val="1FA6A2"/>
-          <w:sz w:val="22"/>
-          <w:szCs w:val="22"/>
-        </w:rPr>
-        <w:t xml:space="preserve">☐  </w:t>
-      </w:r>
-      <w:r>
-        <w:rPr>
-          <w:b/>
-          <w:bCs/>
-          <w:color w:val="12355B"/>
-          <w:sz w:val="20"/>
-          <w:szCs w:val="20"/>
-        </w:rPr>
-        <w:t xml:space="preserve">Dividend — </w:t>
-      </w:r>
-      <w:r>
-        <w:rPr>
-          <w:sz w:val="20"/>
-          <w:szCs w:val="20"/>
-        </w:rPr>
-        <w:t xml:space="preserve">The number you are splitting up in a division problem.</w:t>
-      </w:r>
-      <w:r>
-        <w:rPr>
-          <w:i/>
-          <w:iCs/>
-          <w:color w:val="5F6F80"/>
-          <w:sz w:val="18"/>
-          <w:szCs w:val="18"/>
-        </w:rPr>
-        <w:br/>
-        <w:t xml:space="preserve">Dividendo — El número que estás repartiendo en una división.</w:t>
-      </w:r>
-    </w:p>
-    <w:p>
-      <w:pPr>
-        <w:spacing w:after="60"/>
-      </w:pPr>
-      <w:r>
-        <w:rPr>
-          <w:b/>
-          <w:bCs/>
-          <w:color w:val="1FA6A2"/>
-          <w:sz w:val="22"/>
-          <w:szCs w:val="22"/>
-        </w:rPr>
-        <w:t xml:space="preserve">☐  </w:t>
-      </w:r>
-      <w:r>
-        <w:rPr>
-          <w:b/>
-          <w:bCs/>
-          <w:color w:val="12355B"/>
-          <w:sz w:val="20"/>
-          <w:szCs w:val="20"/>
-        </w:rPr>
-        <w:t xml:space="preserve">Divisor — </w:t>
-      </w:r>
-      <w:r>
-        <w:rPr>
-          <w:sz w:val="20"/>
-          <w:szCs w:val="20"/>
-        </w:rPr>
-        <w:t xml:space="preserve">The number you split by in a division problem.</w:t>
-      </w:r>
-      <w:r>
-        <w:rPr>
-          <w:i/>
-          <w:iCs/>
-          <w:color w:val="5F6F80"/>
-          <w:sz w:val="18"/>
-          <w:szCs w:val="18"/>
-        </w:rPr>
-        <w:br/>
-        <w:t xml:space="preserve">Divisor — El número entre el que divides en una división.</w:t>
-      </w:r>
-    </w:p>
-    <w:p>
-      <w:pPr>
-        <w:spacing w:after="60"/>
-      </w:pPr>
-      <w:r>
-        <w:rPr>
-          <w:b/>
-          <w:bCs/>
-          <w:color w:val="1FA6A2"/>
-          <w:sz w:val="22"/>
-          <w:szCs w:val="22"/>
-        </w:rPr>
-        <w:t xml:space="preserve">☐  </w:t>
-      </w:r>
-      <w:r>
-        <w:rPr>
-          <w:b/>
-          <w:bCs/>
-          <w:color w:val="12355B"/>
-          <w:sz w:val="20"/>
-          <w:szCs w:val="20"/>
-        </w:rPr>
-        <w:t xml:space="preserve">Reciprocal — </w:t>
-      </w:r>
-      <w:r>
-        <w:rPr>
-          <w:sz w:val="20"/>
-          <w:szCs w:val="20"/>
-        </w:rPr>
-        <w:t xml:space="preserve">A fraction turned upside down.</w:t>
-      </w:r>
-      <w:r>
-        <w:rPr>
-          <w:i/>
-          <w:iCs/>
-          <w:color w:val="5F6F80"/>
-          <w:sz w:val="18"/>
-          <w:szCs w:val="18"/>
-        </w:rPr>
-        <w:br/>
-        <w:t xml:space="preserve">Recíproco — Una fracción volteada de arriba abajo.</w:t>
-      </w:r>
-    </w:p>
-    <w:p>
-      <w:pPr>
-        <w:spacing w:after="60"/>
-      </w:pPr>
-      <w:r>
-        <w:rPr>
-          <w:b/>
-          <w:bCs/>
-          <w:color w:val="1FA6A2"/>
-          <w:sz w:val="22"/>
-          <w:szCs w:val="22"/>
-        </w:rPr>
-        <w:t xml:space="preserve">☐  </w:t>
-      </w:r>
-      <w:r>
-        <w:rPr>
-          <w:b/>
-          <w:bCs/>
-          <w:color w:val="12355B"/>
-          <w:sz w:val="20"/>
-          <w:szCs w:val="20"/>
-        </w:rPr>
-        <w:t xml:space="preserve">Quotient — </w:t>
-      </w:r>
-      <w:r>
-        <w:rPr>
-          <w:sz w:val="20"/>
-          <w:szCs w:val="20"/>
-        </w:rPr>
-        <w:t xml:space="preserve">The answer when you divide.</w:t>
-      </w:r>
-      <w:r>
-        <w:rPr>
-          <w:i/>
-          <w:iCs/>
-          <w:color w:val="5F6F80"/>
-          <w:sz w:val="18"/>
-          <w:szCs w:val="18"/>
-        </w:rPr>
-        <w:br/>
-        <w:t xml:space="preserve">Cociente — La respuesta cuando divides.</w:t>
-      </w:r>
-    </w:p>
-    <w:tbl>
-      <w:tblPr>
-        <w:tblW w:type="pct" w:w="100%"/>
-        <w:tblBorders>
-          <w:top w:val="single" w:color="1FA6A2" w:sz="8"/>
-          <w:left w:val="single" w:color="1FA6A2" w:sz="8"/>
-          <w:bottom w:val="single" w:color="1FA6A2" w:sz="8"/>
-          <w:right w:val="single" w:color="1FA6A2" w:sz="8"/>
-          <w:insideH w:val="single" w:color="auto" w:sz="4"/>
-          <w:insideV w:val="single" w:color="auto" w:sz="4"/>
-        </w:tblBorders>
-      </w:tblPr>
-      <w:tblGrid>
-        <w:gridCol w:w="100"/>
-      </w:tblGrid>
-      <w:tr>
-        <w:tc>
-          <w:tcPr>
-            <w:shd w:fill="F7FFFD" w:color="auto" w:val="clear"/>
-            <w:tcMar>
-              <w:top w:type="dxa" w:w="120"/>
-              <w:left w:type="dxa" w:w="180"/>
-              <w:bottom w:type="dxa" w:w="120"/>
-              <w:right w:type="dxa" w:w="180"/>
-            </w:tcMar>
-          </w:tcPr>
-          <w:p>
-            <w:pPr>
-              <w:spacing w:after="50"/>
-            </w:pPr>
-            <w:r>
-              <w:rPr>
-                <w:b/>
-                <w:bCs/>
-                <w:color w:val="1FA6A2"/>
-                <w:sz w:val="20"/>
-                <w:szCs w:val="20"/>
-              </w:rPr>
-              <w:t xml:space="preserve">Say it first:  </w:t>
-            </w:r>
-            <w:r>
-              <w:rPr>
-                <w:sz w:val="20"/>
-                <w:szCs w:val="20"/>
-              </w:rPr>
-              <w:t xml:space="preserve">Say your idea to a partner or quietly to yourself before you write.</w:t>
-            </w:r>
-          </w:p>
-          <w:p>
-            <w:pPr>
-              <w:spacing w:after="60"/>
-            </w:pPr>
-            <w:r>
-              <w:rPr>
-                <w:color w:val="1A2733"/>
-                <w:sz w:val="21"/>
-                <w:szCs w:val="21"/>
-              </w:rPr>
-              <w:t xml:space="preserve">The carpenter can cut ___ pieces because 5/6 ÷ 1/12 = ___.</w:t>
-            </w:r>
             <w:r>
               <w:rPr>
                 <w:i/>
@@ -2357,7 +1978,7 @@
                 <w:szCs w:val="19"/>
               </w:rPr>
               <w:br/>
-              <w:t xml:space="preserve">Di tu respuesta primero: Mi respuesta es ___ porque ___.</w:t>
+              <w:t xml:space="preserve">¿Cómo ayuda dividir fracciones a la carpintera?</w:t>
             </w:r>
           </w:p>
         </w:tc>
@@ -2365,28 +1986,192 @@
     </w:tbl>
     <w:p>
       <w:pPr>
-        <w:pStyle w:val="Heading2"/>
-        <w:spacing w:after="80" w:before="180"/>
-      </w:pPr>
-      <w:r>
-        <w:rPr>
-          <w:b/>
-          <w:bCs/>
-          <w:color w:val="12355B"/>
-          <w:sz w:val="24"/>
-          <w:szCs w:val="24"/>
-        </w:rPr>
-        <w:t xml:space="preserve">3. Build Your Explanation</w:t>
-      </w:r>
+        <w:spacing w:after="100"/>
+      </w:pPr>
       <w:r>
         <w:rPr>
           <w:i/>
           <w:iCs/>
-          <w:color w:val="B97A12"/>
+          <w:color w:val="5F6F80"/>
           <w:sz w:val="19"/>
           <w:szCs w:val="19"/>
         </w:rPr>
-        <w:t xml:space="preserve">   choose your support</w:t>
+        <w:t xml:space="preserve">Say your answer to a partner first. Then write it, using at least two of these words:</w:t>
+      </w:r>
+    </w:p>
+    <w:p>
+      <w:pPr>
+        <w:spacing w:after="40"/>
+      </w:pPr>
+      <w:r>
+        <w:rPr>
+          <w:b/>
+          <w:bCs/>
+          <w:color w:val="1FA6A2"/>
+          <w:sz w:val="22"/>
+          <w:szCs w:val="22"/>
+        </w:rPr>
+        <w:t xml:space="preserve">☐  </w:t>
+      </w:r>
+      <w:r>
+        <w:rPr>
+          <w:b/>
+          <w:bCs/>
+          <w:color w:val="12355B"/>
+          <w:sz w:val="20"/>
+          <w:szCs w:val="20"/>
+        </w:rPr>
+        <w:t xml:space="preserve">Dividend</w:t>
+      </w:r>
+      <w:r>
+        <w:rPr>
+          <w:i/>
+          <w:iCs/>
+          <w:color w:val="5F6F80"/>
+          <w:sz w:val="18"/>
+          <w:szCs w:val="18"/>
+        </w:rPr>
+        <w:t xml:space="preserve">  ·  Dividendo</w:t>
+      </w:r>
+    </w:p>
+    <w:p>
+      <w:pPr>
+        <w:spacing w:after="40"/>
+      </w:pPr>
+      <w:r>
+        <w:rPr>
+          <w:b/>
+          <w:bCs/>
+          <w:color w:val="1FA6A2"/>
+          <w:sz w:val="22"/>
+          <w:szCs w:val="22"/>
+        </w:rPr>
+        <w:t xml:space="preserve">☐  </w:t>
+      </w:r>
+      <w:r>
+        <w:rPr>
+          <w:b/>
+          <w:bCs/>
+          <w:color w:val="12355B"/>
+          <w:sz w:val="20"/>
+          <w:szCs w:val="20"/>
+        </w:rPr>
+        <w:t xml:space="preserve">Divisor</w:t>
+      </w:r>
+      <w:r>
+        <w:rPr>
+          <w:i/>
+          <w:iCs/>
+          <w:color w:val="5F6F80"/>
+          <w:sz w:val="18"/>
+          <w:szCs w:val="18"/>
+        </w:rPr>
+        <w:t xml:space="preserve">  ·  Divisor</w:t>
+      </w:r>
+    </w:p>
+    <w:p>
+      <w:pPr>
+        <w:spacing w:after="40"/>
+      </w:pPr>
+      <w:r>
+        <w:rPr>
+          <w:b/>
+          <w:bCs/>
+          <w:color w:val="1FA6A2"/>
+          <w:sz w:val="22"/>
+          <w:szCs w:val="22"/>
+        </w:rPr>
+        <w:t xml:space="preserve">☐  </w:t>
+      </w:r>
+      <w:r>
+        <w:rPr>
+          <w:b/>
+          <w:bCs/>
+          <w:color w:val="12355B"/>
+          <w:sz w:val="20"/>
+          <w:szCs w:val="20"/>
+        </w:rPr>
+        <w:t xml:space="preserve">Reciprocal</w:t>
+      </w:r>
+      <w:r>
+        <w:rPr>
+          <w:i/>
+          <w:iCs/>
+          <w:color w:val="5F6F80"/>
+          <w:sz w:val="18"/>
+          <w:szCs w:val="18"/>
+        </w:rPr>
+        <w:t xml:space="preserve">  ·  Recíproco</w:t>
+      </w:r>
+    </w:p>
+    <w:p>
+      <w:pPr>
+        <w:spacing w:after="40"/>
+      </w:pPr>
+      <w:r>
+        <w:rPr>
+          <w:b/>
+          <w:bCs/>
+          <w:color w:val="1FA6A2"/>
+          <w:sz w:val="22"/>
+          <w:szCs w:val="22"/>
+        </w:rPr>
+        <w:t xml:space="preserve">☐  </w:t>
+      </w:r>
+      <w:r>
+        <w:rPr>
+          <w:b/>
+          <w:bCs/>
+          <w:color w:val="12355B"/>
+          <w:sz w:val="20"/>
+          <w:szCs w:val="20"/>
+        </w:rPr>
+        <w:t xml:space="preserve">Quotient</w:t>
+      </w:r>
+      <w:r>
+        <w:rPr>
+          <w:i/>
+          <w:iCs/>
+          <w:color w:val="5F6F80"/>
+          <w:sz w:val="18"/>
+          <w:szCs w:val="18"/>
+        </w:rPr>
+        <w:t xml:space="preserve">  ·  Cociente</w:t>
+      </w:r>
+    </w:p>
+    <w:p>
+      <w:pPr>
+        <w:spacing w:after="40"/>
+      </w:pPr>
+      <w:r>
+        <w:rPr>
+          <w:b/>
+          <w:bCs/>
+          <w:color w:val="1FA6A2"/>
+          <w:sz w:val="22"/>
+          <w:szCs w:val="22"/>
+        </w:rPr>
+        <w:t xml:space="preserve">☐  </w:t>
+      </w:r>
+      <w:r>
+        <w:rPr>
+          <w:b/>
+          <w:bCs/>
+          <w:color w:val="12355B"/>
+          <w:sz w:val="20"/>
+          <w:szCs w:val="20"/>
+        </w:rPr>
+        <w:t xml:space="preserve">Simplify</w:t>
+      </w:r>
+      <w:r>
+        <w:rPr>
+          <w:i/>
+          <w:iCs/>
+          <w:color w:val="5F6F80"/>
+          <w:sz w:val="18"/>
+          <w:szCs w:val="18"/>
+        </w:rPr>
+        <w:t xml:space="preserve">  ·  Simplificar</w:t>
       </w:r>
     </w:p>
     <w:tbl>
@@ -2417,21 +2202,6 @@
           </w:tcPr>
           <w:p>
             <w:pPr>
-              <w:spacing w:after="50"/>
-            </w:pPr>
-            <w:r>
-              <w:rPr>
-                <w:i/>
-                <w:iCs/>
-                <w:color w:val="5F6F80"/>
-                <w:sz w:val="19"/>
-                <w:szCs w:val="19"/>
-              </w:rPr>
-              <w:t xml:space="preserve">This model shows the parts of an explanation. It does not answer your writing question.</w:t>
-            </w:r>
-          </w:p>
-          <w:p>
-            <w:pPr>
               <w:spacing w:after="80"/>
             </w:pPr>
             <w:r>
@@ -2442,58 +2212,14 @@
                 <w:sz w:val="19"/>
                 <w:szCs w:val="19"/>
               </w:rPr>
-              <w:t xml:space="preserve">Claim:  </w:t>
+              <w:t xml:space="preserve">Model:  </w:t>
             </w:r>
             <w:r>
               <w:rPr>
                 <w:sz w:val="19"/>
                 <w:szCs w:val="19"/>
               </w:rPr>
-              <w:t xml:space="preserve">She will get many portions because 1/8 pound is much smaller than 3/4 pound.</w:t>
-            </w:r>
-          </w:p>
-          <w:p>
-            <w:pPr>
-              <w:spacing w:after="80"/>
-            </w:pPr>
-            <w:r>
-              <w:rPr>
-                <w:b/>
-                <w:bCs/>
-                <w:color w:val="12355B"/>
-                <w:sz w:val="19"/>
-                <w:szCs w:val="19"/>
-              </w:rPr>
-              <w:t xml:space="preserve">Evidence:  </w:t>
-            </w:r>
-            <w:r>
-              <w:rPr>
-                <w:sz w:val="19"/>
-                <w:szCs w:val="19"/>
-              </w:rPr>
-              <w:t xml:space="preserve">Students recognize the divisor 1/8 is smaller than the dividend 3/4, so the quotient is greater than 1.</w:t>
-            </w:r>
-          </w:p>
-          <w:p>
-            <w:pPr>
-              <w:spacing w:after="80"/>
-            </w:pPr>
-            <w:r>
-              <w:rPr>
-                <w:b/>
-                <w:bCs/>
-                <w:color w:val="12355B"/>
-                <w:sz w:val="19"/>
-                <w:szCs w:val="19"/>
-              </w:rPr>
-              <w:t xml:space="preserve">Reasoning:  </w:t>
-            </w:r>
-            <w:r>
-              <w:rPr>
-                <w:sz w:val="19"/>
-                <w:szCs w:val="19"/>
-              </w:rPr>
-              <w:t xml:space="preserve">This evidence connects the definition of mixed number to the mathematical claim.</w:t>
+              <w:t xml:space="preserve">She will get many portions because 1/8 pound is much smaller than 3/4 pound. — Students recognize the divisor 1/8 is smaller than the dividend 3/4, so the quotient is greater than 1.</w:t>
             </w:r>
           </w:p>
         </w:tc>
@@ -2572,7 +2298,7 @@
           <w:sz w:val="21"/>
           <w:szCs w:val="21"/>
         </w:rPr>
-        <w:t xml:space="preserve">My answer is ___.</w:t>
+        <w:t xml:space="preserve">My answer is ___ because ___.</w:t>
       </w:r>
       <w:r>
         <w:rPr>
@@ -2583,7 +2309,7 @@
           <w:szCs w:val="19"/>
         </w:rPr>
         <w:br/>
-        <w:t xml:space="preserve">Mi respuesta es ___.</w:t>
+        <w:t xml:space="preserve">Mi respuesta es ___ porque ___.</w:t>
       </w:r>
     </w:p>
     <w:tbl>
@@ -2723,7 +2449,7 @@
           <w:sz w:val="21"/>
           <w:szCs w:val="21"/>
         </w:rPr>
-        <w:t xml:space="preserve">I know because ___.</w:t>
+        <w:t xml:space="preserve">My evidence is ___, so ___.</w:t>
       </w:r>
       <w:r>
         <w:rPr>
@@ -2734,31 +2460,7 @@
           <w:szCs w:val="19"/>
         </w:rPr>
         <w:br/>
-        <w:t xml:space="preserve">Lo sé porque ___.</w:t>
-      </w:r>
-    </w:p>
-    <w:p>
-      <w:pPr>
-        <w:spacing w:after="60"/>
-      </w:pPr>
-      <w:r>
-        <w:rPr>
-          <w:color w:val="1A2733"/>
-          <w:sz w:val="21"/>
-          <w:szCs w:val="21"/>
-        </w:rPr>
-        <w:t xml:space="preserve">So ___.</w:t>
-      </w:r>
-      <w:r>
-        <w:rPr>
-          <w:i/>
-          <w:iCs/>
-          <w:color w:val="5F6F80"/>
-          <w:sz w:val="19"/>
-          <w:szCs w:val="19"/>
-        </w:rPr>
-        <w:br/>
-        <w:t xml:space="preserve">Entonces ___.</w:t>
+        <w:t xml:space="preserve">Mi evidencia es ___, entonces ___.</w:t>
       </w:r>
     </w:p>
     <w:tbl>
@@ -2864,78 +2566,6 @@
         <w:t xml:space="preserve">Escribe una afirmación, da evidencia matemática y explica tu razonamiento.</w:t>
       </w:r>
     </w:p>
-    <w:p>
-      <w:pPr>
-        <w:spacing w:after="60"/>
-      </w:pPr>
-      <w:r>
-        <w:rPr>
-          <w:color w:val="1A2733"/>
-          <w:sz w:val="21"/>
-          <w:szCs w:val="21"/>
-        </w:rPr>
-        <w:t xml:space="preserve">My claim is ___.</w:t>
-      </w:r>
-      <w:r>
-        <w:rPr>
-          <w:i/>
-          <w:iCs/>
-          <w:color w:val="5F6F80"/>
-          <w:sz w:val="19"/>
-          <w:szCs w:val="19"/>
-        </w:rPr>
-        <w:br/>
-        <w:t xml:space="preserve">Mi afirmación es ___.</w:t>
-      </w:r>
-    </w:p>
-    <w:p>
-      <w:pPr>
-        <w:spacing w:after="60"/>
-      </w:pPr>
-      <w:r>
-        <w:rPr>
-          <w:color w:val="1A2733"/>
-          <w:sz w:val="21"/>
-          <w:szCs w:val="21"/>
-        </w:rPr>
-        <w:t xml:space="preserve">My math evidence is ___.</w:t>
-      </w:r>
-      <w:r>
-        <w:rPr>
-          <w:i/>
-          <w:iCs/>
-          <w:color w:val="5F6F80"/>
-          <w:sz w:val="19"/>
-          <w:szCs w:val="19"/>
-        </w:rPr>
-        <w:br/>
-        <w:t xml:space="preserve">Mi evidencia matemática es ___.</w:t>
-      </w:r>
-    </w:p>
-    <w:p>
-      <w:pPr>
-        <w:spacing w:after="60"/>
-      </w:pPr>
-      <w:r>
-        <w:rPr>
-          <w:color w:val="1A2733"/>
-          <w:sz w:val="21"/>
-          <w:szCs w:val="21"/>
-        </w:rPr>
-        <w:t xml:space="preserve">This proves ___ because ___.</w:t>
-      </w:r>
-      <w:r>
-        <w:rPr>
-          <w:i/>
-          <w:iCs/>
-          <w:color w:val="5F6F80"/>
-          <w:sz w:val="19"/>
-          <w:szCs w:val="19"/>
-        </w:rPr>
-        <w:br/>
-        <w:t xml:space="preserve">Esto demuestra ___ porque ___.</w:t>
-      </w:r>
-    </w:p>
     <w:tbl>
       <w:tblPr>
         <w:tblW w:type="pct" w:w="100%"/>
@@ -3018,7 +2648,7 @@
           <w:sz w:val="24"/>
           <w:szCs w:val="24"/>
         </w:rPr>
-        <w:t xml:space="preserve">4. Check Your Explanation</w:t>
+        <w:t xml:space="preserve">Check Your Explanation</w:t>
       </w:r>
       <w:r>
         <w:rPr>
@@ -3028,7 +2658,7 @@
           <w:sz w:val="19"/>
           <w:szCs w:val="19"/>
         </w:rPr>
-        <w:t xml:space="preserve">   five quick checks</w:t>
+        <w:t xml:space="preserve">   three quick checks</w:t>
       </w:r>
     </w:p>
     <w:p>
@@ -3052,17 +2682,6 @@
         </w:rPr>
         <w:t xml:space="preserve">I answered the question.</w:t>
       </w:r>
-      <w:r>
-        <w:rPr>
-          <w:i/>
-          <w:iCs/>
-          <w:color w:val="5F6F80"/>
-          <w:sz w:val="18"/>
-          <w:szCs w:val="18"/>
-        </w:rPr>
-        <w:br/>
-        <w:t xml:space="preserve">Respondí la pregunta.</w:t>
-      </w:r>
     </w:p>
     <w:p>
       <w:pPr>
@@ -3083,18 +2702,7 @@
           <w:sz w:val="20"/>
           <w:szCs w:val="20"/>
         </w:rPr>
-        <w:t xml:space="preserve">I used math evidence: numbers, an equation, a model, or a comparison.</w:t>
-      </w:r>
-      <w:r>
-        <w:rPr>
-          <w:i/>
-          <w:iCs/>
-          <w:color w:val="5F6F80"/>
-          <w:sz w:val="18"/>
-          <w:szCs w:val="18"/>
-        </w:rPr>
-        <w:br/>
-        <w:t xml:space="preserve">Usé evidencia matemática: números, una ecuación, un modelo o una comparación.</w:t>
+        <w:t xml:space="preserve">I used math evidence: numbers, an equation, or a model.</w:t>
       </w:r>
     </w:p>
     <w:p>
@@ -3116,84 +2724,7 @@
           <w:sz w:val="20"/>
           <w:szCs w:val="20"/>
         </w:rPr>
-        <w:t xml:space="preserve">I explained how the evidence proves my answer.</w:t>
-      </w:r>
-      <w:r>
-        <w:rPr>
-          <w:i/>
-          <w:iCs/>
-          <w:color w:val="5F6F80"/>
-          <w:sz w:val="18"/>
-          <w:szCs w:val="18"/>
-        </w:rPr>
-        <w:br/>
-        <w:t xml:space="preserve">Expliqué cómo la evidencia demuestra mi respuesta.</w:t>
-      </w:r>
-    </w:p>
-    <w:p>
-      <w:pPr>
-        <w:spacing w:after="80"/>
-      </w:pPr>
-      <w:r>
-        <w:rPr>
-          <w:b/>
-          <w:bCs/>
-          <w:color w:val="1FA6A2"/>
-          <w:sz w:val="22"/>
-          <w:szCs w:val="22"/>
-        </w:rPr>
-        <w:t xml:space="preserve">☐  </w:t>
-      </w:r>
-      <w:r>
-        <w:rPr>
-          <w:sz w:val="20"/>
-          <w:szCs w:val="20"/>
-        </w:rPr>
         <w:t xml:space="preserve">I used at least two math words.</w:t>
-      </w:r>
-      <w:r>
-        <w:rPr>
-          <w:i/>
-          <w:iCs/>
-          <w:color w:val="5F6F80"/>
-          <w:sz w:val="18"/>
-          <w:szCs w:val="18"/>
-        </w:rPr>
-        <w:br/>
-        <w:t xml:space="preserve">Usé por lo menos dos palabras matemáticas.</w:t>
-      </w:r>
-    </w:p>
-    <w:p>
-      <w:pPr>
-        <w:spacing w:after="80"/>
-      </w:pPr>
-      <w:r>
-        <w:rPr>
-          <w:b/>
-          <w:bCs/>
-          <w:color w:val="1FA6A2"/>
-          <w:sz w:val="22"/>
-          <w:szCs w:val="22"/>
-        </w:rPr>
-        <w:t xml:space="preserve">☐  </w:t>
-      </w:r>
-      <w:r>
-        <w:rPr>
-          <w:sz w:val="20"/>
-          <w:szCs w:val="20"/>
-        </w:rPr>
-        <w:t xml:space="preserve">I reread complete sentences and punctuation.</w:t>
-      </w:r>
-      <w:r>
-        <w:rPr>
-          <w:i/>
-          <w:iCs/>
-          <w:color w:val="5F6F80"/>
-          <w:sz w:val="18"/>
-          <w:szCs w:val="18"/>
-        </w:rPr>
-        <w:br/>
-        <w:t xml:space="preserve">Volví a leer mis oraciones completas y la puntuación.</w:t>
       </w:r>
     </w:p>
     <w:p>
@@ -5588,7 +5119,7 @@
           <w:sz w:val="20"/>
           <w:szCs w:val="20"/>
         </w:rPr>
-        <w:t xml:space="preserve">☐  I answered the question.</w:t>
+        <w:t xml:space="preserve">☐  The answer to the math question is correct.</w:t>
       </w:r>
     </w:p>
     <w:p>
@@ -5600,7 +5131,7 @@
           <w:sz w:val="20"/>
           <w:szCs w:val="20"/>
         </w:rPr>
-        <w:t xml:space="preserve">☐  I used math evidence: numbers, an equation, a model, or a comparison.</w:t>
+        <w:t xml:space="preserve">☐  The evidence is real lesson mathematics (numbers, equation, or model), not restated claim.</w:t>
       </w:r>
     </w:p>
     <w:p>
@@ -5612,31 +5143,7 @@
           <w:sz w:val="20"/>
           <w:szCs w:val="20"/>
         </w:rPr>
-        <w:t xml:space="preserve">☐  I explained how the evidence proves my answer.</w:t>
-      </w:r>
-    </w:p>
-    <w:p>
-      <w:pPr>
-        <w:spacing w:after="80"/>
-      </w:pPr>
-      <w:r>
-        <w:rPr>
-          <w:sz w:val="20"/>
-          <w:szCs w:val="20"/>
-        </w:rPr>
-        <w:t xml:space="preserve">☐  I used at least two math words.</w:t>
-      </w:r>
-    </w:p>
-    <w:p>
-      <w:pPr>
-        <w:spacing w:after="80"/>
-      </w:pPr>
-      <w:r>
-        <w:rPr>
-          <w:sz w:val="20"/>
-          <w:szCs w:val="20"/>
-        </w:rPr>
-        <w:t xml:space="preserve">☐  I reread complete sentences and punctuation.</w:t>
+        <w:t xml:space="preserve">☐  The support level changed the language scaffolding, never the mathematical expectation.</w:t>
       </w:r>
     </w:p>
     <w:sectPr>
